--- a/README.docx
+++ b/README.docx
@@ -10,17 +10,392 @@
         <w:t xml:space="preserve">README</w:t>
       </w:r>
     </w:p>
-    <w:bookmarkStart w:id="42" w:name="Xedc584d850759d955e0003f40922477068c9cd5"/>
+    <w:bookmarkStart w:id="45" w:name="Xedc584d850759d955e0003f40922477068c9cd5"/>
     <w:p>
       <w:pPr>
         <w:pStyle w:val="Heading1"/>
       </w:pPr>
       <w:r>
         <w:t xml:space="preserve">vasic-digital tmux — optimized + verified containerized build</w:t>
+      </w:r>
+    </w:p>
+    <w:bookmarkStart w:id="12" w:name="whats-new-in-v1015--v1016-2026-05-28"/>
+    <w:p>
+      <w:pPr>
+        <w:pStyle w:val="Heading2"/>
+      </w:pPr>
+      <w:r>
+        <w:t xml:space="preserve">What's new in v1.0.15 / v1.0.16 (2026-05-28)</w:t>
       </w:r>
     </w:p>
     <w:p>
       <w:pPr>
+        <w:pStyle w:val="Compact"/>
+        <w:numPr>
+          <w:ilvl w:val="0"/>
+          <w:numId w:val="1001"/>
+        </w:numPr>
+      </w:pPr>
+      <w:r>
+        <w:rPr>
+          <w:b/>
+          <w:bCs/>
+        </w:rPr>
+        <w:t xml:space="preserve">Multi-line copy + paste-IN + Claude Code TUI support.</w:t>
+      </w:r>
+      <w:r>
+        <w:t xml:space="preserve"> </w:t>
+      </w:r>
+      <w:r>
+        <w:t xml:space="preserve">New</w:t>
+      </w:r>
+      <w:r>
+        <w:t xml:space="preserve"> </w:t>
+      </w:r>
+      <w:r>
+        <w:rPr>
+          <w:rStyle w:val="VerbatimChar"/>
+        </w:rPr>
+        <w:t xml:space="preserve">bind -n M-MouseDrag1Pane copy-mode -M</w:t>
+      </w:r>
+      <w:r>
+        <w:t xml:space="preserve"> </w:t>
+      </w:r>
+      <w:r>
+        <w:t xml:space="preserve">(Alt-drag, macOS) and</w:t>
+      </w:r>
+      <w:r>
+        <w:t xml:space="preserve"> </w:t>
+      </w:r>
+      <w:r>
+        <w:rPr>
+          <w:rStyle w:val="VerbatimChar"/>
+        </w:rPr>
+        <w:t xml:space="preserve">bind -n S-MouseDrag1Pane copy-mode -M</w:t>
+      </w:r>
+      <w:r>
+        <w:t xml:space="preserve"> </w:t>
+      </w:r>
+      <w:r>
+        <w:t xml:space="preserve">(Shift-drag, Linux) force</w:t>
+      </w:r>
+      <w:r>
+        <w:t xml:space="preserve"> </w:t>
+      </w:r>
+      <w:r>
+        <w:t xml:space="preserve">tmux selection even when Claude Code / vim / less / htop hold the</w:t>
+      </w:r>
+      <w:r>
+        <w:t xml:space="preserve"> </w:t>
+      </w:r>
+      <w:r>
+        <w:t xml:space="preserve">alt-screen with mouse tracking. New</w:t>
+      </w:r>
+      <w:r>
+        <w:t xml:space="preserve"> </w:t>
+      </w:r>
+      <w:r>
+        <w:rPr>
+          <w:rStyle w:val="VerbatimChar"/>
+        </w:rPr>
+        <w:t xml:space="preserve">@clip-read</w:t>
+      </w:r>
+      <w:r>
+        <w:t xml:space="preserve"> </w:t>
+      </w:r>
+      <w:r>
+        <w:t xml:space="preserve">user option +</w:t>
+      </w:r>
+      <w:r>
+        <w:t xml:space="preserve"> </w:t>
+      </w:r>
+      <w:r>
+        <w:rPr>
+          <w:rStyle w:val="VerbatimChar"/>
+        </w:rPr>
+        <w:t xml:space="preserve">prefix + P</w:t>
+      </w:r>
+      <w:r>
+        <w:t xml:space="preserve"> </w:t>
+      </w:r>
+      <w:r>
+        <w:t xml:space="preserve">paste-IN binding pulls the OS clipboard INTO the</w:t>
+      </w:r>
+      <w:r>
+        <w:t xml:space="preserve"> </w:t>
+      </w:r>
+      <w:r>
+        <w:t xml:space="preserve">current pane through</w:t>
+      </w:r>
+      <w:r>
+        <w:t xml:space="preserve"> </w:t>
+      </w:r>
+      <w:r>
+        <w:rPr>
+          <w:rStyle w:val="VerbatimChar"/>
+        </w:rPr>
+        <w:t xml:space="preserve">tmux paste-buffer -p</w:t>
+      </w:r>
+      <w:r>
+        <w:t xml:space="preserve"> </w:t>
+      </w:r>
+      <w:r>
+        <w:t xml:space="preserve">(bracketed paste). See</w:t>
+      </w:r>
+      <w:r>
+        <w:t xml:space="preserve"> </w:t>
+      </w:r>
+      <w:hyperlink r:id="rId9">
+        <w:r>
+          <w:rPr>
+            <w:rStyle w:val="VerbatimChar"/>
+          </w:rPr>
+          <w:t xml:space="preserve">docs/guides/clipboard.md</w:t>
+        </w:r>
+      </w:hyperlink>
+      <w:r>
+        <w:t xml:space="preserve"> </w:t>
+      </w:r>
+      <w:r>
+        <w:t xml:space="preserve">for the</w:t>
+      </w:r>
+      <w:r>
+        <w:t xml:space="preserve"> </w:t>
+      </w:r>
+      <w:r>
+        <w:t xml:space="preserve">operator recipe.</w:t>
+      </w:r>
+    </w:p>
+    <w:p>
+      <w:pPr>
+        <w:pStyle w:val="Compact"/>
+        <w:numPr>
+          <w:ilvl w:val="0"/>
+          <w:numId w:val="1001"/>
+        </w:numPr>
+      </w:pPr>
+      <w:r>
+        <w:rPr>
+          <w:b/>
+          <w:bCs/>
+        </w:rPr>
+        <w:t xml:space="preserve">Workable-items SQLite SSoT (</w:t>
+      </w:r>
+      <w:r>
+        <w:rPr>
+          <w:rStyle w:val="VerbatimChar"/>
+          <w:b/>
+          <w:bCs/>
+        </w:rPr>
+        <w:t xml:space="preserve">cmd/workable-items/</w:t>
+      </w:r>
+      <w:r>
+        <w:rPr>
+          <w:b/>
+          <w:bCs/>
+        </w:rPr>
+        <w:t xml:space="preserve">).</w:t>
+      </w:r>
+      <w:r>
+        <w:t xml:space="preserve"> </w:t>
+      </w:r>
+      <w:r>
+        <w:t xml:space="preserve">Project-</w:t>
+      </w:r>
+      <w:r>
+        <w:t xml:space="preserve"> </w:t>
+      </w:r>
+      <w:r>
+        <w:t xml:space="preserve">local Go binary implementing the §11.4.93 SQLite single-source-of-</w:t>
+      </w:r>
+      <w:r>
+        <w:t xml:space="preserve"> </w:t>
+      </w:r>
+      <w:r>
+        <w:t xml:space="preserve">truth for every workable item in</w:t>
+      </w:r>
+      <w:r>
+        <w:t xml:space="preserve"> </w:t>
+      </w:r>
+      <w:r>
+        <w:rPr>
+          <w:rStyle w:val="VerbatimChar"/>
+        </w:rPr>
+        <w:t xml:space="preserve">Issues.md</w:t>
+      </w:r>
+      <w:r>
+        <w:t xml:space="preserve"> </w:t>
+      </w:r>
+      <w:r>
+        <w:t xml:space="preserve">/</w:t>
+      </w:r>
+      <w:r>
+        <w:t xml:space="preserve"> </w:t>
+      </w:r>
+      <w:r>
+        <w:rPr>
+          <w:rStyle w:val="VerbatimChar"/>
+        </w:rPr>
+        <w:t xml:space="preserve">Fixed.md</w:t>
+      </w:r>
+      <w:r>
+        <w:t xml:space="preserve">. Pure-Go</w:t>
+      </w:r>
+      <w:r>
+        <w:t xml:space="preserve"> </w:t>
+      </w:r>
+      <w:r>
+        <w:t xml:space="preserve">(no CGO) via</w:t>
+      </w:r>
+      <w:r>
+        <w:t xml:space="preserve"> </w:t>
+      </w:r>
+      <w:r>
+        <w:rPr>
+          <w:rStyle w:val="VerbatimChar"/>
+        </w:rPr>
+        <w:t xml:space="preserve">modernc.org/sqlite</w:t>
+      </w:r>
+      <w:r>
+        <w:t xml:space="preserve">. DB at</w:t>
+      </w:r>
+      <w:r>
+        <w:t xml:space="preserve"> </w:t>
+      </w:r>
+      <w:r>
+        <w:rPr>
+          <w:rStyle w:val="VerbatimChar"/>
+        </w:rPr>
+        <w:t xml:space="preserve">docs/workable_items.db</w:t>
+      </w:r>
+      <w:r>
+        <w:t xml:space="preserve"> </w:t>
+      </w:r>
+      <w:r>
+        <w:t xml:space="preserve">is</w:t>
+      </w:r>
+      <w:r>
+        <w:t xml:space="preserve"> </w:t>
+      </w:r>
+      <w:r>
+        <w:rPr>
+          <w:b/>
+          <w:bCs/>
+        </w:rPr>
+        <w:t xml:space="preserve">TRACKED in git per §11.4.95</w:t>
+      </w:r>
+      <w:r>
+        <w:t xml:space="preserve">. See</w:t>
+      </w:r>
+      <w:r>
+        <w:t xml:space="preserve"> </w:t>
+      </w:r>
+      <w:hyperlink r:id="rId10">
+        <w:r>
+          <w:rPr>
+            <w:rStyle w:val="VerbatimChar"/>
+          </w:rPr>
+          <w:t xml:space="preserve">docs/workable-items/README.md</w:t>
+        </w:r>
+      </w:hyperlink>
+      <w:r>
+        <w:t xml:space="preserve"> </w:t>
+      </w:r>
+      <w:r>
+        <w:t xml:space="preserve">for the subcommand reference.</w:t>
+      </w:r>
+    </w:p>
+    <w:p>
+      <w:pPr>
+        <w:pStyle w:val="Compact"/>
+        <w:numPr>
+          <w:ilvl w:val="0"/>
+          <w:numId w:val="1001"/>
+        </w:numPr>
+      </w:pPr>
+      <w:r>
+        <w:rPr>
+          <w:b/>
+          <w:bCs/>
+        </w:rPr>
+        <w:t xml:space="preserve">DOCX export on every Markdown sync.</w:t>
+      </w:r>
+      <w:r>
+        <w:t xml:space="preserve"> </w:t>
+      </w:r>
+      <w:r>
+        <w:rPr>
+          <w:rStyle w:val="VerbatimChar"/>
+        </w:rPr>
+        <w:t xml:space="preserve">scripts/sync_all_markdown_exports.sh</w:t>
+      </w:r>
+      <w:r>
+        <w:t xml:space="preserve"> </w:t>
+      </w:r>
+      <w:r>
+        <w:t xml:space="preserve">now produces</w:t>
+      </w:r>
+      <w:r>
+        <w:t xml:space="preserve"> </w:t>
+      </w:r>
+      <w:r>
+        <w:rPr>
+          <w:rStyle w:val="VerbatimChar"/>
+        </w:rPr>
+        <w:t xml:space="preserve">.docx</w:t>
+      </w:r>
+      <w:r>
+        <w:t xml:space="preserve"> </w:t>
+      </w:r>
+      <w:r>
+        <w:t xml:space="preserve">siblings alongside the existing</w:t>
+      </w:r>
+      <w:r>
+        <w:t xml:space="preserve"> </w:t>
+      </w:r>
+      <w:r>
+        <w:rPr>
+          <w:rStyle w:val="VerbatimChar"/>
+        </w:rPr>
+        <w:t xml:space="preserve">.html</w:t>
+      </w:r>
+      <w:r>
+        <w:t xml:space="preserve"> </w:t>
+      </w:r>
+      <w:r>
+        <w:t xml:space="preserve">+</w:t>
+      </w:r>
+      <w:r>
+        <w:t xml:space="preserve"> </w:t>
+      </w:r>
+      <w:r>
+        <w:rPr>
+          <w:rStyle w:val="VerbatimChar"/>
+        </w:rPr>
+        <w:t xml:space="preserve">.pdf</w:t>
+      </w:r>
+      <w:r>
+        <w:t xml:space="preserve"> </w:t>
+      </w:r>
+      <w:r>
+        <w:t xml:space="preserve">exports — verified across 44 candidate documents with</w:t>
+      </w:r>
+      <w:r>
+        <w:t xml:space="preserve"> </w:t>
+      </w:r>
+      <w:r>
+        <w:t xml:space="preserve">pandoc-emitted "Microsoft Word 2007+" output.</w:t>
+      </w:r>
+    </w:p>
+    <w:p>
+      <w:r>
+        <w:pict>
+          <v:rect style="width:0;height:1.5pt" o:hralign="center" o:hrstd="t" o:hr="t"/>
+        </w:pict>
+      </w:r>
+    </w:p>
+    <w:p>
+      <w:pPr>
         <w:pStyle w:val="FirstParagraph"/>
       </w:pPr>
       <w:r>
@@ -29,7 +404,7 @@
       <w:r>
         <w:t xml:space="preserve"> </w:t>
       </w:r>
-      <w:hyperlink r:id="rId9">
+      <w:hyperlink r:id="rId11">
         <w:r>
           <w:rPr>
             <w:rStyle w:val="VerbatimChar"/>
@@ -136,7 +511,8 @@
         <w:t xml:space="preserve">files, real session output), backed by a §11.4.4 layer-4 paired-mutation harness that proves the gates aren't themselves bluffs. SKIPs document precondition gates (CAP_SYS_RESOURCE, libjemalloc presence, destructive-test opt-in) explicitly. No PASS-bluffs.</w:t>
       </w:r>
     </w:p>
-    <w:bookmarkStart w:id="10" w:name="quick-install-one-command"/>
+    <w:bookmarkEnd w:id="12"/>
+    <w:bookmarkStart w:id="13" w:name="quick-install-one-command"/>
     <w:p>
       <w:pPr>
         <w:pStyle w:val="Heading2"/>
@@ -457,8 +833,8 @@
         <w:t xml:space="preserve">command stays untouched and reachable side-by-side.</w:t>
       </w:r>
     </w:p>
-    <w:bookmarkEnd w:id="10"/>
-    <w:bookmarkStart w:id="11" w:name="Xf33adf0da9f018f252c6c7e83a88e7335205f69"/>
+    <w:bookmarkEnd w:id="13"/>
+    <w:bookmarkStart w:id="14" w:name="Xf33adf0da9f018f252c6c7e83a88e7335205f69"/>
     <w:p>
       <w:pPr>
         <w:pStyle w:val="Heading2"/>
@@ -834,7 +1210,7 @@
         <w:pStyle w:val="Compact"/>
         <w:numPr>
           <w:ilvl w:val="0"/>
-          <w:numId w:val="1001"/>
+          <w:numId w:val="1002"/>
         </w:numPr>
       </w:pPr>
       <w:r>
@@ -898,7 +1274,7 @@
         <w:pStyle w:val="Compact"/>
         <w:numPr>
           <w:ilvl w:val="0"/>
-          <w:numId w:val="1001"/>
+          <w:numId w:val="1002"/>
         </w:numPr>
       </w:pPr>
       <w:r>
@@ -1051,8 +1427,8 @@
         <w:t xml:space="preserve">. No bluff.</w:t>
       </w:r>
     </w:p>
-    <w:bookmarkEnd w:id="11"/>
-    <w:bookmarkStart w:id="12" w:name="what-you-get"/>
+    <w:bookmarkEnd w:id="14"/>
+    <w:bookmarkStart w:id="15" w:name="what-you-get"/>
     <w:p>
       <w:pPr>
         <w:pStyle w:val="Heading2"/>
@@ -1551,8 +1927,8 @@
         </w:tc>
       </w:tr>
     </w:tbl>
-    <w:bookmarkEnd w:id="12"/>
-    <w:bookmarkStart w:id="13" w:name="verification-gate"/>
+    <w:bookmarkEnd w:id="15"/>
+    <w:bookmarkStart w:id="16" w:name="verification-gate"/>
     <w:p>
       <w:pPr>
         <w:pStyle w:val="Heading2"/>
@@ -1755,7 +2131,7 @@
         <w:pStyle w:val="Compact"/>
         <w:numPr>
           <w:ilvl w:val="0"/>
-          <w:numId w:val="1002"/>
+          <w:numId w:val="1003"/>
         </w:numPr>
       </w:pPr>
       <w:r>
@@ -1791,7 +2167,7 @@
         <w:pStyle w:val="Compact"/>
         <w:numPr>
           <w:ilvl w:val="0"/>
-          <w:numId w:val="1002"/>
+          <w:numId w:val="1003"/>
         </w:numPr>
       </w:pPr>
       <w:r>
@@ -1827,7 +2203,7 @@
         <w:pStyle w:val="Compact"/>
         <w:numPr>
           <w:ilvl w:val="0"/>
-          <w:numId w:val="1002"/>
+          <w:numId w:val="1003"/>
         </w:numPr>
       </w:pPr>
       <w:r>
@@ -1912,8 +2288,8 @@
         <w:t xml:space="preserve">. The gate is not considered self-validating until every runnable mutation is caught.</w:t>
       </w:r>
     </w:p>
-    <w:bookmarkEnd w:id="13"/>
-    <w:bookmarkStart w:id="15" w:name="roadmap"/>
+    <w:bookmarkEnd w:id="16"/>
+    <w:bookmarkStart w:id="18" w:name="roadmap"/>
     <w:p>
       <w:pPr>
         <w:pStyle w:val="Heading2"/>
@@ -1932,7 +2308,7 @@
       <w:r>
         <w:t xml:space="preserve"> </w:t>
       </w:r>
-      <w:hyperlink r:id="rId14">
+      <w:hyperlink r:id="rId17">
         <w:r>
           <w:rPr>
             <w:rStyle w:val="VerbatimChar"/>
@@ -1968,7 +2344,7 @@
         <w:pStyle w:val="Compact"/>
         <w:numPr>
           <w:ilvl w:val="0"/>
-          <w:numId w:val="1003"/>
+          <w:numId w:val="1004"/>
         </w:numPr>
       </w:pPr>
       <w:r>
@@ -1980,7 +2356,7 @@
         <w:pStyle w:val="Compact"/>
         <w:numPr>
           <w:ilvl w:val="0"/>
-          <w:numId w:val="1003"/>
+          <w:numId w:val="1004"/>
         </w:numPr>
       </w:pPr>
       <w:r>
@@ -1992,7 +2368,7 @@
         <w:pStyle w:val="Compact"/>
         <w:numPr>
           <w:ilvl w:val="0"/>
-          <w:numId w:val="1003"/>
+          <w:numId w:val="1004"/>
         </w:numPr>
       </w:pPr>
       <w:r>
@@ -2014,8 +2390,8 @@
         <w:t xml:space="preserve">transparently creates the container</w:t>
       </w:r>
     </w:p>
-    <w:bookmarkEnd w:id="15"/>
-    <w:bookmarkStart w:id="36" w:name="documentation-map"/>
+    <w:bookmarkEnd w:id="18"/>
+    <w:bookmarkStart w:id="39" w:name="documentation-map"/>
     <w:p>
       <w:pPr>
         <w:pStyle w:val="Heading2"/>
@@ -2135,7 +2511,7 @@
             <w:pPr>
               <w:pStyle w:val="Compact"/>
             </w:pPr>
-            <w:hyperlink r:id="rId16">
+            <w:hyperlink r:id="rId19">
               <w:r>
                 <w:rPr>
                   <w:rStyle w:val="VerbatimChar"/>
@@ -2160,6 +2536,91 @@
               <w:pStyle w:val="Compact"/>
             </w:pPr>
             <w:r>
+              <w:t xml:space="preserve">v1.0.14 / v1.0.15 clipboard</w:t>
+            </w:r>
+          </w:p>
+        </w:tc>
+        <w:tc>
+          <w:tcPr/>
+          <w:p>
+            <w:pPr>
+              <w:pStyle w:val="Compact"/>
+            </w:pPr>
+            <w:hyperlink r:id="rId9">
+              <w:r>
+                <w:rPr>
+                  <w:rStyle w:val="VerbatimChar"/>
+                </w:rPr>
+                <w:t xml:space="preserve">docs/guides/clipboard.md</w:t>
+              </w:r>
+            </w:hyperlink>
+            <w:r>
+              <w:t xml:space="preserve"> </w:t>
+            </w:r>
+            <w:r>
+              <w:t xml:space="preserve">— multi-line copy + paste-IN + Alt/Shift-drag inside Claude Code</w:t>
+            </w:r>
+          </w:p>
+        </w:tc>
+      </w:tr>
+      <w:tr>
+        <w:tc>
+          <w:tcPr/>
+          <w:p>
+            <w:pPr>
+              <w:pStyle w:val="Compact"/>
+            </w:pPr>
+            <w:r>
+              <w:t xml:space="preserve">v1.0.15 workable-items SSoT</w:t>
+            </w:r>
+          </w:p>
+        </w:tc>
+        <w:tc>
+          <w:tcPr/>
+          <w:p>
+            <w:pPr>
+              <w:pStyle w:val="Compact"/>
+            </w:pPr>
+            <w:hyperlink r:id="rId10">
+              <w:r>
+                <w:rPr>
+                  <w:rStyle w:val="VerbatimChar"/>
+                </w:rPr>
+                <w:t xml:space="preserve">docs/workable-items/README.md</w:t>
+              </w:r>
+            </w:hyperlink>
+            <w:r>
+              <w:t xml:space="preserve"> </w:t>
+            </w:r>
+            <w:r>
+              <w:t xml:space="preserve">—</w:t>
+            </w:r>
+            <w:r>
+              <w:t xml:space="preserve"> </w:t>
+            </w:r>
+            <w:r>
+              <w:rPr>
+                <w:rStyle w:val="VerbatimChar"/>
+              </w:rPr>
+              <w:t xml:space="preserve">cmd/workable-items/</w:t>
+            </w:r>
+            <w:r>
+              <w:t xml:space="preserve"> </w:t>
+            </w:r>
+            <w:r>
+              <w:t xml:space="preserve">Go binary, subcommand reference, honest gaps</w:t>
+            </w:r>
+          </w:p>
+        </w:tc>
+      </w:tr>
+      <w:tr>
+        <w:tc>
+          <w:tcPr/>
+          <w:p>
+            <w:pPr>
+              <w:pStyle w:val="Compact"/>
+            </w:pPr>
+            <w:r>
               <w:t xml:space="preserve">v1.0.9 shell-session resume</w:t>
             </w:r>
           </w:p>
@@ -2170,7 +2631,7 @@
             <w:pPr>
               <w:pStyle w:val="Compact"/>
             </w:pPr>
-            <w:hyperlink r:id="rId17">
+            <w:hyperlink r:id="rId20">
               <w:r>
                 <w:rPr>
                   <w:rStyle w:val="VerbatimChar"/>
@@ -2205,7 +2666,7 @@
             <w:pPr>
               <w:pStyle w:val="Compact"/>
             </w:pPr>
-            <w:hyperlink r:id="rId18">
+            <w:hyperlink r:id="rId21">
               <w:r>
                 <w:rPr>
                   <w:rStyle w:val="VerbatimChar"/>
@@ -2249,7 +2710,7 @@
             <w:pPr>
               <w:pStyle w:val="Compact"/>
             </w:pPr>
-            <w:hyperlink r:id="rId19">
+            <w:hyperlink r:id="rId22">
               <w:r>
                 <w:rPr>
                   <w:rStyle w:val="VerbatimChar"/>
@@ -2293,7 +2754,7 @@
             <w:pPr>
               <w:pStyle w:val="Compact"/>
             </w:pPr>
-            <w:hyperlink r:id="rId20">
+            <w:hyperlink r:id="rId23">
               <w:r>
                 <w:rPr>
                   <w:rStyle w:val="VerbatimChar"/>
@@ -2343,7 +2804,7 @@
             <w:pPr>
               <w:pStyle w:val="Compact"/>
             </w:pPr>
-            <w:hyperlink r:id="rId21">
+            <w:hyperlink r:id="rId24">
               <w:r>
                 <w:rPr>
                   <w:rStyle w:val="VerbatimChar"/>
@@ -2372,7 +2833,7 @@
             <w:pPr>
               <w:pStyle w:val="Compact"/>
             </w:pPr>
-            <w:hyperlink r:id="rId22">
+            <w:hyperlink r:id="rId25">
               <w:r>
                 <w:rPr>
                   <w:rStyle w:val="VerbatimChar"/>
@@ -2407,7 +2868,7 @@
             <w:pPr>
               <w:pStyle w:val="Compact"/>
             </w:pPr>
-            <w:hyperlink r:id="rId23">
+            <w:hyperlink r:id="rId26">
               <w:r>
                 <w:rPr>
                   <w:rStyle w:val="VerbatimChar"/>
@@ -2439,7 +2900,7 @@
             <w:pPr>
               <w:pStyle w:val="Compact"/>
             </w:pPr>
-            <w:hyperlink r:id="rId24">
+            <w:hyperlink r:id="rId27">
               <w:r>
                 <w:rPr>
                   <w:rStyle w:val="VerbatimChar"/>
@@ -2471,7 +2932,7 @@
             <w:pPr>
               <w:pStyle w:val="Compact"/>
             </w:pPr>
-            <w:hyperlink r:id="rId14">
+            <w:hyperlink r:id="rId17">
               <w:r>
                 <w:rPr>
                   <w:rStyle w:val="VerbatimChar"/>
@@ -2506,7 +2967,7 @@
             <w:pPr>
               <w:pStyle w:val="Compact"/>
             </w:pPr>
-            <w:hyperlink r:id="rId25">
+            <w:hyperlink r:id="rId28">
               <w:r>
                 <w:rPr>
                   <w:rStyle w:val="VerbatimChar"/>
@@ -2541,7 +3002,7 @@
             <w:pPr>
               <w:pStyle w:val="Compact"/>
             </w:pPr>
-            <w:hyperlink r:id="rId26">
+            <w:hyperlink r:id="rId29">
               <w:r>
                 <w:rPr>
                   <w:rStyle w:val="VerbatimChar"/>
@@ -2576,7 +3037,7 @@
             <w:pPr>
               <w:pStyle w:val="Compact"/>
             </w:pPr>
-            <w:hyperlink r:id="rId27">
+            <w:hyperlink r:id="rId30">
               <w:r>
                 <w:rPr>
                   <w:rStyle w:val="VerbatimChar"/>
@@ -2605,7 +3066,7 @@
             <w:r>
               <w:t xml:space="preserve"> </w:t>
             </w:r>
-            <w:hyperlink r:id="rId28">
+            <w:hyperlink r:id="rId31">
               <w:r>
                 <w:rPr>
                   <w:rStyle w:val="VerbatimChar"/>
@@ -2619,7 +3080,7 @@
             <w:r>
               <w:t xml:space="preserve"> </w:t>
             </w:r>
-            <w:hyperlink r:id="rId29">
+            <w:hyperlink r:id="rId32">
               <w:r>
                 <w:rPr>
                   <w:rStyle w:val="VerbatimChar"/>
@@ -2633,7 +3094,7 @@
             <w:r>
               <w:t xml:space="preserve"> </w:t>
             </w:r>
-            <w:hyperlink r:id="rId30">
+            <w:hyperlink r:id="rId33">
               <w:r>
                 <w:rPr>
                   <w:rStyle w:val="VerbatimChar"/>
@@ -2668,7 +3129,7 @@
             <w:pPr>
               <w:pStyle w:val="Compact"/>
             </w:pPr>
-            <w:hyperlink r:id="rId31">
+            <w:hyperlink r:id="rId34">
               <w:r>
                 <w:rPr>
                   <w:rStyle w:val="VerbatimChar"/>
@@ -2724,7 +3185,7 @@
             <w:pPr>
               <w:pStyle w:val="Compact"/>
             </w:pPr>
-            <w:hyperlink r:id="rId32">
+            <w:hyperlink r:id="rId35">
               <w:r>
                 <w:rPr>
                   <w:rStyle w:val="VerbatimChar"/>
@@ -2759,7 +3220,7 @@
             <w:pPr>
               <w:pStyle w:val="Compact"/>
             </w:pPr>
-            <w:hyperlink r:id="rId33">
+            <w:hyperlink r:id="rId36">
               <w:r>
                 <w:rPr>
                   <w:rStyle w:val="VerbatimChar"/>
@@ -2776,7 +3237,7 @@
             <w:r>
               <w:t xml:space="preserve"> </w:t>
             </w:r>
-            <w:hyperlink r:id="rId34">
+            <w:hyperlink r:id="rId37">
               <w:r>
                 <w:rPr>
                   <w:rStyle w:val="VerbatimChar"/>
@@ -2811,7 +3272,7 @@
             <w:pPr>
               <w:pStyle w:val="Compact"/>
             </w:pPr>
-            <w:hyperlink r:id="rId35">
+            <w:hyperlink r:id="rId38">
               <w:r>
                 <w:rPr>
                   <w:rStyle w:val="VerbatimChar"/>
@@ -2829,8 +3290,8 @@
         </w:tc>
       </w:tr>
     </w:tbl>
-    <w:bookmarkEnd w:id="36"/>
-    <w:bookmarkStart w:id="38" w:name="repository-conventions"/>
+    <w:bookmarkEnd w:id="39"/>
+    <w:bookmarkStart w:id="41" w:name="repository-conventions"/>
     <w:p>
       <w:pPr>
         <w:pStyle w:val="Heading2"/>
@@ -2979,7 +3440,7 @@
       <w:r>
         <w:t xml:space="preserve"> </w:t>
       </w:r>
-      <w:hyperlink r:id="rId37">
+      <w:hyperlink r:id="rId40">
         <w:r>
           <w:rPr>
             <w:rStyle w:val="VerbatimChar"/>
@@ -2994,8 +3455,8 @@
         <w:t xml:space="preserve">§11.4.</w:t>
       </w:r>
     </w:p>
-    <w:bookmarkEnd w:id="38"/>
-    <w:bookmarkStart w:id="40" w:name="codegraph-code-intelligence"/>
+    <w:bookmarkEnd w:id="41"/>
+    <w:bookmarkStart w:id="43" w:name="codegraph-code-intelligence"/>
     <w:p>
       <w:pPr>
         <w:pStyle w:val="Heading2"/>
@@ -3014,7 +3475,7 @@
       <w:r>
         <w:t xml:space="preserve"> </w:t>
       </w:r>
-      <w:hyperlink r:id="rId39">
+      <w:hyperlink r:id="rId42">
         <w:r>
           <w:rPr>
             <w:rStyle w:val="Hyperlink"/>
@@ -3058,7 +3519,7 @@
       <w:r>
         <w:t xml:space="preserve"> </w:t>
       </w:r>
-      <w:hyperlink r:id="rId22">
+      <w:hyperlink r:id="rId25">
         <w:r>
           <w:rPr>
             <w:rStyle w:val="VerbatimChar"/>
@@ -3079,8 +3540,8 @@
         <w:t xml:space="preserve">the install + per-agent wiring contract.</w:t>
       </w:r>
     </w:p>
-    <w:bookmarkEnd w:id="40"/>
-    <w:bookmarkStart w:id="41" w:name="license"/>
+    <w:bookmarkEnd w:id="43"/>
+    <w:bookmarkStart w:id="44" w:name="license"/>
     <w:p>
       <w:pPr>
         <w:pStyle w:val="Heading2"/>
@@ -3109,8 +3570,8 @@
         <w:t xml:space="preserve">.</w:t>
       </w:r>
     </w:p>
-    <w:bookmarkEnd w:id="41"/>
-    <w:bookmarkEnd w:id="42"/>
+    <w:bookmarkEnd w:id="44"/>
+    <w:bookmarkEnd w:id="45"/>
     <w:sectPr>
       <w:footnotePr>
         <w:numRestart w:val="eachSect"/>
@@ -3334,6 +3795,9 @@
     <w:abstractNumId w:val="991"/>
   </w:num>
   <w:num w:numId="1003">
+    <w:abstractNumId w:val="991"/>
+  </w:num>
+  <w:num w:numId="1004">
     <w:abstractNumId w:val="991"/>
   </w:num>
 </w:numbering>

--- a/README.docx
+++ b/README.docx
@@ -10,7 +10,7 @@
         <w:t xml:space="preserve">README</w:t>
       </w:r>
     </w:p>
-    <w:bookmarkStart w:id="45" w:name="Xedc584d850759d955e0003f40922477068c9cd5"/>
+    <w:bookmarkStart w:id="46" w:name="Xedc584d850759d955e0003f40922477068c9cd5"/>
     <w:p>
       <w:pPr>
         <w:pStyle w:val="Heading1"/>
@@ -512,7 +512,7 @@
       </w:r>
     </w:p>
     <w:bookmarkEnd w:id="12"/>
-    <w:bookmarkStart w:id="13" w:name="quick-install-one-command"/>
+    <w:bookmarkStart w:id="14" w:name="quick-install-one-command"/>
     <w:p>
       <w:pPr>
         <w:pStyle w:val="Heading2"/>
@@ -833,8 +833,70 @@
         <w:t xml:space="preserve">command stays untouched and reachable side-by-side.</w:t>
       </w:r>
     </w:p>
-    <w:bookmarkEnd w:id="13"/>
-    <w:bookmarkStart w:id="14" w:name="Xf33adf0da9f018f252c6c7e83a88e7335205f69"/>
+    <w:p>
+      <w:pPr>
+        <w:pStyle w:val="BlockText"/>
+      </w:pPr>
+      <w:r>
+        <w:rPr>
+          <w:b/>
+          <w:bCs/>
+        </w:rPr>
+        <w:t xml:space="preserve">Local dependencies (§11.4.77).</w:t>
+      </w:r>
+      <w:r>
+        <w:t xml:space="preserve"> </w:t>
+      </w:r>
+      <w:r>
+        <w:t xml:space="preserve">Missing build/runtime deps (e.g. jemalloc) are obtained git-ignored into</w:t>
+      </w:r>
+      <w:r>
+        <w:t xml:space="preserve"> </w:t>
+      </w:r>
+      <w:r>
+        <w:rPr>
+          <w:rStyle w:val="VerbatimChar"/>
+        </w:rPr>
+        <w:t xml:space="preserve">.local-deps/</w:t>
+      </w:r>
+      <w:r>
+        <w:t xml:space="preserve"> </w:t>
+      </w:r>
+      <w:r>
+        <w:t xml:space="preserve">automatically by setup via</w:t>
+      </w:r>
+      <w:r>
+        <w:t xml:space="preserve"> </w:t>
+      </w:r>
+      <w:r>
+        <w:rPr>
+          <w:rStyle w:val="VerbatimChar"/>
+        </w:rPr>
+        <w:t xml:space="preserve">scripts/obtain_local_deps.sh</w:t>
+      </w:r>
+      <w:r>
+        <w:t xml:space="preserve"> </w:t>
+      </w:r>
+      <w:r>
+        <w:t xml:space="preserve">— it resolves a present dep by absolute path (§11.4.111; fixes the non-interactive-PATH case) and builds/extracts it locally when missing (cross-platform: Linux source/container, macOS source/brew). See</w:t>
+      </w:r>
+      <w:r>
+        <w:t xml:space="preserve"> </w:t>
+      </w:r>
+      <w:hyperlink r:id="rId13">
+        <w:r>
+          <w:rPr>
+            <w:rStyle w:val="VerbatimChar"/>
+          </w:rPr>
+          <w:t xml:space="preserve">docs/scripts/obtain_local_deps.md</w:t>
+        </w:r>
+      </w:hyperlink>
+      <w:r>
+        <w:t xml:space="preserve">.</w:t>
+      </w:r>
+    </w:p>
+    <w:bookmarkEnd w:id="14"/>
+    <w:bookmarkStart w:id="15" w:name="Xf33adf0da9f018f252c6c7e83a88e7335205f69"/>
     <w:p>
       <w:pPr>
         <w:pStyle w:val="Heading2"/>
@@ -1427,8 +1489,8 @@
         <w:t xml:space="preserve">. No bluff.</w:t>
       </w:r>
     </w:p>
-    <w:bookmarkEnd w:id="14"/>
-    <w:bookmarkStart w:id="15" w:name="what-you-get"/>
+    <w:bookmarkEnd w:id="15"/>
+    <w:bookmarkStart w:id="16" w:name="what-you-get"/>
     <w:p>
       <w:pPr>
         <w:pStyle w:val="Heading2"/>
@@ -1927,8 +1989,8 @@
         </w:tc>
       </w:tr>
     </w:tbl>
-    <w:bookmarkEnd w:id="15"/>
-    <w:bookmarkStart w:id="16" w:name="verification-gate"/>
+    <w:bookmarkEnd w:id="16"/>
+    <w:bookmarkStart w:id="17" w:name="verification-gate"/>
     <w:p>
       <w:pPr>
         <w:pStyle w:val="Heading2"/>
@@ -2288,8 +2350,8 @@
         <w:t xml:space="preserve">. The gate is not considered self-validating until every runnable mutation is caught.</w:t>
       </w:r>
     </w:p>
-    <w:bookmarkEnd w:id="16"/>
-    <w:bookmarkStart w:id="18" w:name="roadmap"/>
+    <w:bookmarkEnd w:id="17"/>
+    <w:bookmarkStart w:id="19" w:name="roadmap"/>
     <w:p>
       <w:pPr>
         <w:pStyle w:val="Heading2"/>
@@ -2308,7 +2370,7 @@
       <w:r>
         <w:t xml:space="preserve"> </w:t>
       </w:r>
-      <w:hyperlink r:id="rId17">
+      <w:hyperlink r:id="rId18">
         <w:r>
           <w:rPr>
             <w:rStyle w:val="VerbatimChar"/>
@@ -2390,8 +2452,8 @@
         <w:t xml:space="preserve">transparently creates the container</w:t>
       </w:r>
     </w:p>
-    <w:bookmarkEnd w:id="18"/>
-    <w:bookmarkStart w:id="39" w:name="documentation-map"/>
+    <w:bookmarkEnd w:id="19"/>
+    <w:bookmarkStart w:id="40" w:name="documentation-map"/>
     <w:p>
       <w:pPr>
         <w:pStyle w:val="Heading2"/>
@@ -2511,7 +2573,7 @@
             <w:pPr>
               <w:pStyle w:val="Compact"/>
             </w:pPr>
-            <w:hyperlink r:id="rId19">
+            <w:hyperlink r:id="rId20">
               <w:r>
                 <w:rPr>
                   <w:rStyle w:val="VerbatimChar"/>
@@ -2631,7 +2693,7 @@
             <w:pPr>
               <w:pStyle w:val="Compact"/>
             </w:pPr>
-            <w:hyperlink r:id="rId20">
+            <w:hyperlink r:id="rId21">
               <w:r>
                 <w:rPr>
                   <w:rStyle w:val="VerbatimChar"/>
@@ -2666,7 +2728,7 @@
             <w:pPr>
               <w:pStyle w:val="Compact"/>
             </w:pPr>
-            <w:hyperlink r:id="rId21">
+            <w:hyperlink r:id="rId22">
               <w:r>
                 <w:rPr>
                   <w:rStyle w:val="VerbatimChar"/>
@@ -2710,7 +2772,7 @@
             <w:pPr>
               <w:pStyle w:val="Compact"/>
             </w:pPr>
-            <w:hyperlink r:id="rId22">
+            <w:hyperlink r:id="rId23">
               <w:r>
                 <w:rPr>
                   <w:rStyle w:val="VerbatimChar"/>
@@ -2754,7 +2816,7 @@
             <w:pPr>
               <w:pStyle w:val="Compact"/>
             </w:pPr>
-            <w:hyperlink r:id="rId23">
+            <w:hyperlink r:id="rId24">
               <w:r>
                 <w:rPr>
                   <w:rStyle w:val="VerbatimChar"/>
@@ -2804,7 +2866,7 @@
             <w:pPr>
               <w:pStyle w:val="Compact"/>
             </w:pPr>
-            <w:hyperlink r:id="rId24">
+            <w:hyperlink r:id="rId25">
               <w:r>
                 <w:rPr>
                   <w:rStyle w:val="VerbatimChar"/>
@@ -2833,7 +2895,7 @@
             <w:pPr>
               <w:pStyle w:val="Compact"/>
             </w:pPr>
-            <w:hyperlink r:id="rId25">
+            <w:hyperlink r:id="rId26">
               <w:r>
                 <w:rPr>
                   <w:rStyle w:val="VerbatimChar"/>
@@ -2858,6 +2920,41 @@
               <w:pStyle w:val="Compact"/>
             </w:pPr>
             <w:r>
+              <w:t xml:space="preserve">Local dependencies (§11.4.77)</w:t>
+            </w:r>
+          </w:p>
+        </w:tc>
+        <w:tc>
+          <w:tcPr/>
+          <w:p>
+            <w:pPr>
+              <w:pStyle w:val="Compact"/>
+            </w:pPr>
+            <w:hyperlink r:id="rId13">
+              <w:r>
+                <w:rPr>
+                  <w:rStyle w:val="VerbatimChar"/>
+                </w:rPr>
+                <w:t xml:space="preserve">docs/scripts/obtain_local_deps.md</w:t>
+              </w:r>
+            </w:hyperlink>
+            <w:r>
+              <w:t xml:space="preserve"> </w:t>
+            </w:r>
+            <w:r>
+              <w:t xml:space="preserve">— per-host obtain-or-resolve mechanism for git-ignored deps (jemalloc)</w:t>
+            </w:r>
+          </w:p>
+        </w:tc>
+      </w:tr>
+      <w:tr>
+        <w:tc>
+          <w:tcPr/>
+          <w:p>
+            <w:pPr>
+              <w:pStyle w:val="Compact"/>
+            </w:pPr>
+            <w:r>
               <w:t xml:space="preserve">Architecture plans</w:t>
             </w:r>
           </w:p>
@@ -2868,7 +2965,7 @@
             <w:pPr>
               <w:pStyle w:val="Compact"/>
             </w:pPr>
-            <w:hyperlink r:id="rId26">
+            <w:hyperlink r:id="rId27">
               <w:r>
                 <w:rPr>
                   <w:rStyle w:val="VerbatimChar"/>
@@ -2900,7 +2997,7 @@
             <w:pPr>
               <w:pStyle w:val="Compact"/>
             </w:pPr>
-            <w:hyperlink r:id="rId27">
+            <w:hyperlink r:id="rId28">
               <w:r>
                 <w:rPr>
                   <w:rStyle w:val="VerbatimChar"/>
@@ -2932,7 +3029,7 @@
             <w:pPr>
               <w:pStyle w:val="Compact"/>
             </w:pPr>
-            <w:hyperlink r:id="rId17">
+            <w:hyperlink r:id="rId18">
               <w:r>
                 <w:rPr>
                   <w:rStyle w:val="VerbatimChar"/>
@@ -2967,7 +3064,7 @@
             <w:pPr>
               <w:pStyle w:val="Compact"/>
             </w:pPr>
-            <w:hyperlink r:id="rId28">
+            <w:hyperlink r:id="rId29">
               <w:r>
                 <w:rPr>
                   <w:rStyle w:val="VerbatimChar"/>
@@ -3002,7 +3099,7 @@
             <w:pPr>
               <w:pStyle w:val="Compact"/>
             </w:pPr>
-            <w:hyperlink r:id="rId29">
+            <w:hyperlink r:id="rId30">
               <w:r>
                 <w:rPr>
                   <w:rStyle w:val="VerbatimChar"/>
@@ -3037,7 +3134,7 @@
             <w:pPr>
               <w:pStyle w:val="Compact"/>
             </w:pPr>
-            <w:hyperlink r:id="rId30">
+            <w:hyperlink r:id="rId31">
               <w:r>
                 <w:rPr>
                   <w:rStyle w:val="VerbatimChar"/>
@@ -3066,7 +3163,7 @@
             <w:r>
               <w:t xml:space="preserve"> </w:t>
             </w:r>
-            <w:hyperlink r:id="rId31">
+            <w:hyperlink r:id="rId32">
               <w:r>
                 <w:rPr>
                   <w:rStyle w:val="VerbatimChar"/>
@@ -3080,7 +3177,7 @@
             <w:r>
               <w:t xml:space="preserve"> </w:t>
             </w:r>
-            <w:hyperlink r:id="rId32">
+            <w:hyperlink r:id="rId33">
               <w:r>
                 <w:rPr>
                   <w:rStyle w:val="VerbatimChar"/>
@@ -3094,7 +3191,7 @@
             <w:r>
               <w:t xml:space="preserve"> </w:t>
             </w:r>
-            <w:hyperlink r:id="rId33">
+            <w:hyperlink r:id="rId34">
               <w:r>
                 <w:rPr>
                   <w:rStyle w:val="VerbatimChar"/>
@@ -3129,7 +3226,7 @@
             <w:pPr>
               <w:pStyle w:val="Compact"/>
             </w:pPr>
-            <w:hyperlink r:id="rId34">
+            <w:hyperlink r:id="rId35">
               <w:r>
                 <w:rPr>
                   <w:rStyle w:val="VerbatimChar"/>
@@ -3185,7 +3282,7 @@
             <w:pPr>
               <w:pStyle w:val="Compact"/>
             </w:pPr>
-            <w:hyperlink r:id="rId35">
+            <w:hyperlink r:id="rId36">
               <w:r>
                 <w:rPr>
                   <w:rStyle w:val="VerbatimChar"/>
@@ -3220,7 +3317,7 @@
             <w:pPr>
               <w:pStyle w:val="Compact"/>
             </w:pPr>
-            <w:hyperlink r:id="rId36">
+            <w:hyperlink r:id="rId37">
               <w:r>
                 <w:rPr>
                   <w:rStyle w:val="VerbatimChar"/>
@@ -3237,7 +3334,7 @@
             <w:r>
               <w:t xml:space="preserve"> </w:t>
             </w:r>
-            <w:hyperlink r:id="rId37">
+            <w:hyperlink r:id="rId38">
               <w:r>
                 <w:rPr>
                   <w:rStyle w:val="VerbatimChar"/>
@@ -3272,7 +3369,7 @@
             <w:pPr>
               <w:pStyle w:val="Compact"/>
             </w:pPr>
-            <w:hyperlink r:id="rId38">
+            <w:hyperlink r:id="rId39">
               <w:r>
                 <w:rPr>
                   <w:rStyle w:val="VerbatimChar"/>
@@ -3290,8 +3387,8 @@
         </w:tc>
       </w:tr>
     </w:tbl>
-    <w:bookmarkEnd w:id="39"/>
-    <w:bookmarkStart w:id="41" w:name="repository-conventions"/>
+    <w:bookmarkEnd w:id="40"/>
+    <w:bookmarkStart w:id="42" w:name="repository-conventions"/>
     <w:p>
       <w:pPr>
         <w:pStyle w:val="Heading2"/>
@@ -3440,7 +3537,7 @@
       <w:r>
         <w:t xml:space="preserve"> </w:t>
       </w:r>
-      <w:hyperlink r:id="rId40">
+      <w:hyperlink r:id="rId41">
         <w:r>
           <w:rPr>
             <w:rStyle w:val="VerbatimChar"/>
@@ -3455,8 +3552,8 @@
         <w:t xml:space="preserve">§11.4.</w:t>
       </w:r>
     </w:p>
-    <w:bookmarkEnd w:id="41"/>
-    <w:bookmarkStart w:id="43" w:name="codegraph-code-intelligence"/>
+    <w:bookmarkEnd w:id="42"/>
+    <w:bookmarkStart w:id="44" w:name="codegraph-code-intelligence"/>
     <w:p>
       <w:pPr>
         <w:pStyle w:val="Heading2"/>
@@ -3475,7 +3572,7 @@
       <w:r>
         <w:t xml:space="preserve"> </w:t>
       </w:r>
-      <w:hyperlink r:id="rId42">
+      <w:hyperlink r:id="rId43">
         <w:r>
           <w:rPr>
             <w:rStyle w:val="Hyperlink"/>
@@ -3519,7 +3616,7 @@
       <w:r>
         <w:t xml:space="preserve"> </w:t>
       </w:r>
-      <w:hyperlink r:id="rId25">
+      <w:hyperlink r:id="rId26">
         <w:r>
           <w:rPr>
             <w:rStyle w:val="VerbatimChar"/>
@@ -3540,8 +3637,8 @@
         <w:t xml:space="preserve">the install + per-agent wiring contract.</w:t>
       </w:r>
     </w:p>
-    <w:bookmarkEnd w:id="43"/>
-    <w:bookmarkStart w:id="44" w:name="license"/>
+    <w:bookmarkEnd w:id="44"/>
+    <w:bookmarkStart w:id="45" w:name="license"/>
     <w:p>
       <w:pPr>
         <w:pStyle w:val="Heading2"/>
@@ -3570,8 +3667,8 @@
         <w:t xml:space="preserve">.</w:t>
       </w:r>
     </w:p>
-    <w:bookmarkEnd w:id="44"/>
     <w:bookmarkEnd w:id="45"/>
+    <w:bookmarkEnd w:id="46"/>
     <w:sectPr>
       <w:footnotePr>
         <w:numRestart w:val="eachSect"/>

--- a/README.docx
+++ b/README.docx
@@ -10,7 +10,7 @@
         <w:t xml:space="preserve">README</w:t>
       </w:r>
     </w:p>
-    <w:bookmarkStart w:id="46" w:name="Xedc584d850759d955e0003f40922477068c9cd5"/>
+    <w:bookmarkStart w:id="48" w:name="Xedc584d850759d955e0003f40922477068c9cd5"/>
     <w:p>
       <w:pPr>
         <w:pStyle w:val="Heading1"/>
@@ -512,13 +512,13 @@
       </w:r>
     </w:p>
     <w:bookmarkEnd w:id="12"/>
-    <w:bookmarkStart w:id="14" w:name="quick-install-one-command"/>
+    <w:bookmarkStart w:id="14" w:name="install-one-liner"/>
     <w:p>
       <w:pPr>
         <w:pStyle w:val="Heading2"/>
       </w:pPr>
       <w:r>
-        <w:t xml:space="preserve">Quick install (one command)</w:t>
+        <w:t xml:space="preserve">Install (one-liner)</w:t>
       </w:r>
     </w:p>
     <w:p>
@@ -526,296 +526,1012 @@
         <w:pStyle w:val="FirstParagraph"/>
       </w:pPr>
       <w:r>
+        <w:t xml:space="preserve">Obtain and run the installer in a single</w:t>
+      </w:r>
+      <w:r>
+        <w:t xml:space="preserve"> </w:t>
+      </w:r>
+      <w:r>
+        <w:rPr>
+          <w:rStyle w:val="VerbatimChar"/>
+        </w:rPr>
+        <w:t xml:space="preserve">curl</w:t>
+      </w:r>
+      <w:r>
+        <w:t xml:space="preserve"> </w:t>
+      </w:r>
+      <w:r>
+        <w:t xml:space="preserve">command, like any modern CLI:</w:t>
+      </w:r>
+    </w:p>
+    <w:p>
+      <w:pPr>
+        <w:pStyle w:val="SourceCode"/>
+      </w:pPr>
+      <w:r>
+        <w:rPr>
+          <w:rStyle w:val="ExtensionTok"/>
+        </w:rPr>
+        <w:t xml:space="preserve">curl</w:t>
+      </w:r>
+      <w:r>
+        <w:rPr>
+          <w:rStyle w:val="NormalTok"/>
+        </w:rPr>
+        <w:t xml:space="preserve"> </w:t>
+      </w:r>
+      <w:r>
+        <w:rPr>
+          <w:rStyle w:val="AttributeTok"/>
+        </w:rPr>
+        <w:t xml:space="preserve">-fsSL</w:t>
+      </w:r>
+      <w:r>
+        <w:rPr>
+          <w:rStyle w:val="NormalTok"/>
+        </w:rPr>
+        <w:t xml:space="preserve"> https://raw.githubusercontent.com/vasic-digital/tmux/main/scripts/install.sh </w:t>
+      </w:r>
+      <w:r>
+        <w:rPr>
+          <w:rStyle w:val="KeywordTok"/>
+        </w:rPr>
+        <w:t xml:space="preserve">|</w:t>
+      </w:r>
+      <w:r>
+        <w:rPr>
+          <w:rStyle w:val="NormalTok"/>
+        </w:rPr>
+        <w:t xml:space="preserve"> </w:t>
+      </w:r>
+      <w:r>
+        <w:rPr>
+          <w:rStyle w:val="FunctionTok"/>
+        </w:rPr>
+        <w:t xml:space="preserve">bash</w:t>
+      </w:r>
+    </w:p>
+    <w:p>
+      <w:pPr>
+        <w:pStyle w:val="FirstParagraph"/>
+      </w:pPr>
+      <w:r>
+        <w:t xml:space="preserve">That one command</w:t>
+      </w:r>
+      <w:r>
+        <w:t xml:space="preserve"> </w:t>
+      </w:r>
+      <w:r>
         <w:rPr>
           <w:b/>
           <w:bCs/>
         </w:rPr>
-        <w:t xml:space="preserve">Linux host:</w:t>
+        <w:t xml:space="preserve">clones the whole project (with all submodules, fully</w:t>
+      </w:r>
+      <w:r>
+        <w:rPr>
+          <w:b/>
+          <w:bCs/>
+        </w:rPr>
+        <w:t xml:space="preserve"> </w:t>
+      </w:r>
+      <w:r>
+        <w:rPr>
+          <w:b/>
+          <w:bCs/>
+        </w:rPr>
+        <w:t xml:space="preserve">recursive) → builds + verifies (</w:t>
+      </w:r>
+      <w:r>
+        <w:rPr>
+          <w:rStyle w:val="VerbatimChar"/>
+          <w:b/>
+          <w:bCs/>
+        </w:rPr>
+        <w:t xml:space="preserve">scripts/setup.sh</w:t>
+      </w:r>
+      <w:r>
+        <w:rPr>
+          <w:b/>
+          <w:bCs/>
+        </w:rPr>
+        <w:t xml:space="preserve">) → runs the full validation</w:t>
+      </w:r>
+      <w:r>
+        <w:rPr>
+          <w:b/>
+          <w:bCs/>
+        </w:rPr>
+        <w:t xml:space="preserve"> </w:t>
+      </w:r>
+      <w:r>
+        <w:rPr>
+          <w:b/>
+          <w:bCs/>
+        </w:rPr>
+        <w:t xml:space="preserve">suite (</w:t>
+      </w:r>
+      <w:r>
+        <w:rPr>
+          <w:rStyle w:val="VerbatimChar"/>
+          <w:b/>
+          <w:bCs/>
+        </w:rPr>
+        <w:t xml:space="preserve">scripts/tests/run_all.sh</w:t>
+      </w:r>
+      <w:r>
+        <w:rPr>
+          <w:b/>
+          <w:bCs/>
+        </w:rPr>
+        <w:t xml:space="preserve">) → wires</w:t>
+      </w:r>
+      <w:r>
+        <w:rPr>
+          <w:b/>
+          <w:bCs/>
+        </w:rPr>
+        <w:t xml:space="preserve"> </w:t>
+      </w:r>
+      <w:r>
+        <w:rPr>
+          <w:rStyle w:val="VerbatimChar"/>
+          <w:b/>
+          <w:bCs/>
+        </w:rPr>
+        <w:t xml:space="preserve">tmx</w:t>
+      </w:r>
+      <w:r>
+        <w:rPr>
+          <w:b/>
+          <w:bCs/>
+        </w:rPr>
+        <w:t xml:space="preserve"> </w:t>
+      </w:r>
+      <w:r>
+        <w:rPr>
+          <w:b/>
+          <w:bCs/>
+        </w:rPr>
+        <w:t xml:space="preserve">onto your PATH</w:t>
+      </w:r>
+      <w:r>
+        <w:t xml:space="preserve">. It installs</w:t>
+      </w:r>
+      <w:r>
+        <w:t xml:space="preserve"> </w:t>
+      </w:r>
+      <w:r>
+        <w:t xml:space="preserve">into</w:t>
+      </w:r>
+      <w:r>
+        <w:t xml:space="preserve"> </w:t>
+      </w:r>
+      <w:r>
+        <w:rPr>
+          <w:rStyle w:val="VerbatimChar"/>
+        </w:rPr>
+        <w:t xml:space="preserve">$HOME/tmux</w:t>
+      </w:r>
+      <w:r>
+        <w:t xml:space="preserve"> </w:t>
+      </w:r>
+      <w:r>
+        <w:t xml:space="preserve">by default (the project name, lowercase snake_case per the</w:t>
+      </w:r>
+      <w:r>
+        <w:t xml:space="preserve"> </w:t>
+      </w:r>
+      <w:r>
+        <w:t xml:space="preserve">constitution naming convention). When it finishes,</w:t>
+      </w:r>
+      <w:r>
+        <w:t xml:space="preserve"> </w:t>
+      </w:r>
+      <w:r>
+        <w:rPr>
+          <w:rStyle w:val="VerbatimChar"/>
+        </w:rPr>
+        <w:t xml:space="preserve">source ~/.bashrc</w:t>
+      </w:r>
+      <w:r>
+        <w:t xml:space="preserve"> </w:t>
+      </w:r>
+      <w:r>
+        <w:t xml:space="preserve">(or</w:t>
+      </w:r>
+      <w:r>
+        <w:t xml:space="preserve"> </w:t>
+      </w:r>
+      <w:r>
+        <w:rPr>
+          <w:rStyle w:val="VerbatimChar"/>
+        </w:rPr>
+        <w:t xml:space="preserve">~/.zshrc</w:t>
+      </w:r>
+      <w:r>
+        <w:t xml:space="preserve">) — or open a new terminal — and run</w:t>
+      </w:r>
+      <w:r>
+        <w:t xml:space="preserve"> </w:t>
+      </w:r>
+      <w:r>
+        <w:rPr>
+          <w:rStyle w:val="VerbatimChar"/>
+        </w:rPr>
+        <w:t xml:space="preserve">tmx new -s &lt;name&gt;</w:t>
+      </w:r>
+      <w:r>
+        <w:t xml:space="preserve">.</w:t>
       </w:r>
     </w:p>
     <w:p>
       <w:pPr>
-        <w:pStyle w:val="SourceCode"/>
-      </w:pPr>
-      <w:r>
-        <w:rPr>
-          <w:rStyle w:val="FunctionTok"/>
-        </w:rPr>
-        <w:t xml:space="preserve">git</w:t>
-      </w:r>
-      <w:r>
-        <w:rPr>
-          <w:rStyle w:val="NormalTok"/>
-        </w:rPr>
-        <w:t xml:space="preserve"> clone </w:t>
-      </w:r>
-      <w:r>
-        <w:rPr>
-          <w:rStyle w:val="AttributeTok"/>
-        </w:rPr>
-        <w:t xml:space="preserve">--recurse-submodules</w:t>
-      </w:r>
-      <w:r>
-        <w:rPr>
-          <w:rStyle w:val="NormalTok"/>
-        </w:rPr>
-        <w:t xml:space="preserve"> git@github.com:vasic-digital/tmux.git ~/Projects/tmux</w:t>
-      </w:r>
-      <w:r>
-        <w:br/>
-      </w:r>
-      <w:r>
-        <w:rPr>
-          <w:rStyle w:val="BuiltInTok"/>
-        </w:rPr>
-        <w:t xml:space="preserve">cd</w:t>
-      </w:r>
-      <w:r>
-        <w:rPr>
-          <w:rStyle w:val="NormalTok"/>
-        </w:rPr>
-        <w:t xml:space="preserve"> ~/Projects/tmux</w:t>
-      </w:r>
-      <w:r>
-        <w:br/>
-      </w:r>
-      <w:r>
-        <w:rPr>
-          <w:rStyle w:val="FunctionTok"/>
+        <w:pStyle w:val="BodyText"/>
+      </w:pPr>
+      <w:r>
+        <w:t xml:space="preserve">It is honest by construction (§11.4 anti-bluff): any failure in clone, build,</w:t>
+      </w:r>
+      <w:r>
+        <w:t xml:space="preserve"> </w:t>
+      </w:r>
+      <w:r>
+        <w:t xml:space="preserve">verification, or tests makes the installer</w:t>
+      </w:r>
+      <w:r>
+        <w:t xml:space="preserve"> </w:t>
+      </w:r>
+      <w:r>
+        <w:rPr>
+          <w:b/>
+          <w:bCs/>
+        </w:rPr>
+        <w:t xml:space="preserve">exit non-zero</w:t>
+      </w:r>
+      <w:r>
+        <w:t xml:space="preserve"> </w:t>
+      </w:r>
+      <w:r>
+        <w:t xml:space="preserve">— it never</w:t>
+      </w:r>
+      <w:r>
+        <w:t xml:space="preserve"> </w:t>
+      </w:r>
+      <w:r>
+        <w:t xml:space="preserve">PATH-exports an unverified binary, and it</w:t>
+      </w:r>
+      <w:r>
+        <w:t xml:space="preserve"> </w:t>
+      </w:r>
+      <w:r>
+        <w:rPr>
+          <w:b/>
+          <w:bCs/>
+        </w:rPr>
+        <w:t xml:space="preserve">refuses to clobber</w:t>
+      </w:r>
+      <w:r>
+        <w:t xml:space="preserve"> </w:t>
+      </w:r>
+      <w:r>
+        <w:t xml:space="preserve">a non-empty</w:t>
+      </w:r>
+      <w:r>
+        <w:t xml:space="preserve"> </w:t>
+      </w:r>
+      <w:r>
+        <w:t xml:space="preserve">directory that is not our checkout (§9.2). It runs</w:t>
+      </w:r>
+      <w:r>
+        <w:t xml:space="preserve"> </w:t>
+      </w:r>
+      <w:r>
+        <w:rPr>
+          <w:b/>
+          <w:bCs/>
+        </w:rPr>
+        <w:t xml:space="preserve">no</w:t>
+      </w:r>
+      <w:r>
+        <w:rPr>
+          <w:b/>
+          <w:bCs/>
+        </w:rPr>
+        <w:t xml:space="preserve"> </w:t>
+      </w:r>
+      <w:r>
+        <w:rPr>
+          <w:rStyle w:val="VerbatimChar"/>
+          <w:b/>
+          <w:bCs/>
         </w:rPr>
         <w:t xml:space="preserve">sudo</w:t>
       </w:r>
       <w:r>
-        <w:rPr>
-          <w:rStyle w:val="NormalTok"/>
-        </w:rPr>
-        <w:t xml:space="preserve"> bash scripts/install_deps.sh    </w:t>
-      </w:r>
-      <w:r>
-        <w:rPr>
-          <w:rStyle w:val="CommentTok"/>
-        </w:rPr>
-        <w:t xml:space="preserve"># one-time host build deps</w:t>
-      </w:r>
-      <w:r>
-        <w:br/>
-      </w:r>
-      <w:r>
-        <w:rPr>
-          <w:rStyle w:val="FunctionTok"/>
-        </w:rPr>
-        <w:t xml:space="preserve">bash</w:t>
-      </w:r>
-      <w:r>
-        <w:rPr>
-          <w:rStyle w:val="NormalTok"/>
-        </w:rPr>
-        <w:t xml:space="preserve"> scripts/setup.sh                 </w:t>
-      </w:r>
-      <w:r>
-        <w:rPr>
-          <w:rStyle w:val="CommentTok"/>
-        </w:rPr>
-        <w:t xml:space="preserve"># build + verify + install (no sudo)</w:t>
+        <w:t xml:space="preserve"> </w:t>
+      </w:r>
+      <w:r>
+        <w:t xml:space="preserve">under the pipe.</w:t>
       </w:r>
     </w:p>
     <w:p>
       <w:pPr>
-        <w:pStyle w:val="FirstParagraph"/>
+        <w:pStyle w:val="BodyText"/>
       </w:pPr>
       <w:r>
         <w:rPr>
           <w:b/>
           <w:bCs/>
         </w:rPr>
-        <w:t xml:space="preserve">macOS host (Apple Silicon or Intel):</w:t>
+        <w:t xml:space="preserve">Prerequisites:</w:t>
+      </w:r>
+      <w:r>
+        <w:t xml:space="preserve"> </w:t>
+      </w:r>
+      <w:r>
+        <w:rPr>
+          <w:rStyle w:val="VerbatimChar"/>
+        </w:rPr>
+        <w:t xml:space="preserve">git</w:t>
+      </w:r>
+      <w:r>
+        <w:t xml:space="preserve"> </w:t>
+      </w:r>
+      <w:r>
+        <w:t xml:space="preserve">(required), plus either a</w:t>
+      </w:r>
+      <w:r>
+        <w:t xml:space="preserve"> </w:t>
+      </w:r>
+      <w:r>
+        <w:rPr>
+          <w:b/>
+          <w:bCs/>
+        </w:rPr>
+        <w:t xml:space="preserve">C toolchain</w:t>
+      </w:r>
+      <w:r>
+        <w:t xml:space="preserve"> </w:t>
+      </w:r>
+      <w:r>
+        <w:t xml:space="preserve">(compiler +</w:t>
+      </w:r>
+      <w:r>
+        <w:t xml:space="preserve"> </w:t>
+      </w:r>
+      <w:r>
+        <w:rPr>
+          <w:rStyle w:val="VerbatimChar"/>
+        </w:rPr>
+        <w:t xml:space="preserve">libevent-dev</w:t>
+      </w:r>
+      <w:r>
+        <w:t xml:space="preserve"> </w:t>
+      </w:r>
+      <w:r>
+        <w:t xml:space="preserve">+</w:t>
+      </w:r>
+      <w:r>
+        <w:t xml:space="preserve"> </w:t>
+      </w:r>
+      <w:r>
+        <w:rPr>
+          <w:rStyle w:val="VerbatimChar"/>
+        </w:rPr>
+        <w:t xml:space="preserve">libncurses-dev</w:t>
+      </w:r>
+      <w:r>
+        <w:t xml:space="preserve">)</w:t>
+      </w:r>
+      <w:r>
+        <w:t xml:space="preserve"> </w:t>
+      </w:r>
+      <w:r>
+        <w:rPr>
+          <w:b/>
+          <w:bCs/>
+        </w:rPr>
+        <w:t xml:space="preserve">or</w:t>
+      </w:r>
+      <w:r>
+        <w:t xml:space="preserve"> </w:t>
+      </w:r>
+      <w:r>
+        <w:t xml:space="preserve">a</w:t>
+      </w:r>
+      <w:r>
+        <w:t xml:space="preserve"> </w:t>
+      </w:r>
+      <w:r>
+        <w:rPr>
+          <w:b/>
+          <w:bCs/>
+        </w:rPr>
+        <w:t xml:space="preserve">container engine</w:t>
+      </w:r>
+      <w:r>
+        <w:t xml:space="preserve"> </w:t>
+      </w:r>
+      <w:r>
+        <w:t xml:space="preserve">(podman/docker)</w:t>
+      </w:r>
+      <w:r>
+        <w:t xml:space="preserve"> </w:t>
+      </w:r>
+      <w:r>
+        <w:t xml:space="preserve">for the build —</w:t>
+      </w:r>
+      <w:r>
+        <w:t xml:space="preserve"> </w:t>
+      </w:r>
+      <w:r>
+        <w:rPr>
+          <w:rStyle w:val="VerbatimChar"/>
+        </w:rPr>
+        <w:t xml:space="preserve">setup.sh</w:t>
+      </w:r>
+      <w:r>
+        <w:t xml:space="preserve"> </w:t>
+      </w:r>
+      <w:r>
+        <w:t xml:space="preserve">picks the right path and surfaces missing deps</w:t>
+      </w:r>
+      <w:r>
+        <w:t xml:space="preserve"> </w:t>
+      </w:r>
+      <w:r>
+        <w:t xml:space="preserve">honestly. On Linux, install build deps once with</w:t>
+      </w:r>
+      <w:r>
+        <w:t xml:space="preserve"> </w:t>
+      </w:r>
+      <w:r>
+        <w:rPr>
+          <w:rStyle w:val="VerbatimChar"/>
+        </w:rPr>
+        <w:t xml:space="preserve">sudo bash scripts/install_deps.sh</w:t>
+      </w:r>
+      <w:r>
+        <w:t xml:space="preserve">.</w:t>
+      </w:r>
+      <w:r>
+        <w:t xml:space="preserve"> </w:t>
+      </w:r>
+      <w:r>
+        <w:t xml:space="preserve">Missing runtime deps (jemalloc) are obtained git-ignored into</w:t>
+      </w:r>
+      <w:r>
+        <w:t xml:space="preserve"> </w:t>
+      </w:r>
+      <w:r>
+        <w:rPr>
+          <w:rStyle w:val="VerbatimChar"/>
+        </w:rPr>
+        <w:t xml:space="preserve">.local-deps/</w:t>
+      </w:r>
+      <w:r>
+        <w:t xml:space="preserve"> </w:t>
+      </w:r>
+      <w:r>
+        <w:t xml:space="preserve">automatically (§11.4.77).</w:t>
       </w:r>
     </w:p>
     <w:p>
       <w:pPr>
-        <w:pStyle w:val="SourceCode"/>
-      </w:pPr>
-      <w:r>
-        <w:rPr>
-          <w:rStyle w:val="ExtensionTok"/>
-        </w:rPr>
-        <w:t xml:space="preserve">brew</w:t>
-      </w:r>
-      <w:r>
-        <w:rPr>
-          <w:rStyle w:val="NormalTok"/>
-        </w:rPr>
-        <w:t xml:space="preserve"> install podman                   </w:t>
-      </w:r>
-      <w:r>
-        <w:rPr>
-          <w:rStyle w:val="CommentTok"/>
-        </w:rPr>
-        <w:t xml:space="preserve"># one-time: container runtime</w:t>
-      </w:r>
-      <w:r>
-        <w:br/>
-      </w:r>
-      <w:r>
-        <w:rPr>
-          <w:rStyle w:val="ExtensionTok"/>
-        </w:rPr>
-        <w:t xml:space="preserve">podman</w:t>
-      </w:r>
-      <w:r>
-        <w:rPr>
-          <w:rStyle w:val="NormalTok"/>
-        </w:rPr>
-        <w:t xml:space="preserve"> machine init </w:t>
-      </w:r>
-      <w:r>
-        <w:rPr>
-          <w:rStyle w:val="KeywordTok"/>
-        </w:rPr>
-        <w:t xml:space="preserve">&amp;&amp;</w:t>
-      </w:r>
-      <w:r>
-        <w:rPr>
-          <w:rStyle w:val="NormalTok"/>
-        </w:rPr>
-        <w:t xml:space="preserve"> </w:t>
-      </w:r>
-      <w:r>
-        <w:rPr>
-          <w:rStyle w:val="ExtensionTok"/>
-        </w:rPr>
-        <w:t xml:space="preserve">podman</w:t>
-      </w:r>
-      <w:r>
-        <w:rPr>
-          <w:rStyle w:val="NormalTok"/>
-        </w:rPr>
-        <w:t xml:space="preserve"> machine start</w:t>
-      </w:r>
-      <w:r>
-        <w:br/>
-      </w:r>
-      <w:r>
-        <w:rPr>
-          <w:rStyle w:val="FunctionTok"/>
-        </w:rPr>
-        <w:t xml:space="preserve">git</w:t>
-      </w:r>
-      <w:r>
-        <w:rPr>
-          <w:rStyle w:val="NormalTok"/>
-        </w:rPr>
-        <w:t xml:space="preserve"> clone </w:t>
-      </w:r>
-      <w:r>
-        <w:rPr>
-          <w:rStyle w:val="AttributeTok"/>
-        </w:rPr>
-        <w:t xml:space="preserve">--recurse-submodules</w:t>
-      </w:r>
-      <w:r>
-        <w:rPr>
-          <w:rStyle w:val="NormalTok"/>
-        </w:rPr>
-        <w:t xml:space="preserve"> git@github.com:vasic-digital/tmux.git ~/Projects/tmux</w:t>
-      </w:r>
-      <w:r>
-        <w:br/>
-      </w:r>
-      <w:r>
-        <w:rPr>
-          <w:rStyle w:val="BuiltInTok"/>
-        </w:rPr>
-        <w:t xml:space="preserve">cd</w:t>
-      </w:r>
-      <w:r>
-        <w:rPr>
-          <w:rStyle w:val="NormalTok"/>
-        </w:rPr>
-        <w:t xml:space="preserve"> ~/Projects/tmux</w:t>
-      </w:r>
-      <w:r>
-        <w:br/>
-      </w:r>
-      <w:r>
-        <w:rPr>
-          <w:rStyle w:val="FunctionTok"/>
-        </w:rPr>
-        <w:t xml:space="preserve">bash</w:t>
-      </w:r>
-      <w:r>
-        <w:rPr>
-          <w:rStyle w:val="NormalTok"/>
-        </w:rPr>
-        <w:t xml:space="preserve"> scripts/setup.sh                 </w:t>
-      </w:r>
-      <w:r>
-        <w:rPr>
-          <w:rStyle w:val="CommentTok"/>
-        </w:rPr>
-        <w:t xml:space="preserve"># build + VM-verify + install bridge</w:t>
+        <w:pStyle w:val="BodyText"/>
+      </w:pPr>
+      <w:r>
+        <w:rPr>
+          <w:b/>
+          <w:bCs/>
+        </w:rPr>
+        <w:t xml:space="preserve">Options</w:t>
+      </w:r>
+      <w:r>
+        <w:t xml:space="preserve"> </w:t>
+      </w:r>
+      <w:r>
+        <w:t xml:space="preserve">(env var OR flag — flag wins; pass flags under the pipe with</w:t>
+      </w:r>
+      <w:r>
+        <w:t xml:space="preserve"> </w:t>
+      </w:r>
+      <w:r>
+        <w:rPr>
+          <w:rStyle w:val="VerbatimChar"/>
+        </w:rPr>
+        <w:t xml:space="preserve">bash -s -- …</w:t>
+      </w:r>
+      <w:r>
+        <w:t xml:space="preserve">):</w:t>
+      </w:r>
+    </w:p>
+    <w:tbl>
+      <w:tblPr>
+        <w:tblStyle w:val="Table"/>
+        <w:tblW w:type="auto" w:w="0"/>
+        <w:tblLook w:firstRow="1" w:lastRow="0" w:firstColumn="0" w:lastColumn="0" w:noHBand="0" w:noVBand="0" w:val="0020"/>
+      </w:tblPr>
+      <w:tblGrid>
+        <w:gridCol w:w="1980"/>
+        <w:gridCol w:w="1980"/>
+        <w:gridCol w:w="1980"/>
+        <w:gridCol w:w="1980"/>
+      </w:tblGrid>
+      <w:tr>
+        <w:trPr>
+          <w:tblHeader w:val="on"/>
+        </w:trPr>
+        <w:tc>
+          <w:tcPr/>
+          <w:p>
+            <w:pPr>
+              <w:pStyle w:val="Compact"/>
+            </w:pPr>
+            <w:r>
+              <w:t xml:space="preserve">Env var</w:t>
+            </w:r>
+          </w:p>
+        </w:tc>
+        <w:tc>
+          <w:tcPr/>
+          <w:p>
+            <w:pPr>
+              <w:pStyle w:val="Compact"/>
+            </w:pPr>
+            <w:r>
+              <w:t xml:space="preserve">Flag</w:t>
+            </w:r>
+          </w:p>
+        </w:tc>
+        <w:tc>
+          <w:tcPr/>
+          <w:p>
+            <w:pPr>
+              <w:pStyle w:val="Compact"/>
+            </w:pPr>
+            <w:r>
+              <w:t xml:space="preserve">Default</w:t>
+            </w:r>
+          </w:p>
+        </w:tc>
+        <w:tc>
+          <w:tcPr/>
+          <w:p>
+            <w:pPr>
+              <w:pStyle w:val="Compact"/>
+            </w:pPr>
+            <w:r>
+              <w:t xml:space="preserve">Meaning</w:t>
+            </w:r>
+          </w:p>
+        </w:tc>
+      </w:tr>
+      <w:tr>
+        <w:tc>
+          <w:tcPr/>
+          <w:p>
+            <w:pPr>
+              <w:pStyle w:val="Compact"/>
+            </w:pPr>
+            <w:r>
+              <w:rPr>
+                <w:rStyle w:val="VerbatimChar"/>
+              </w:rPr>
+              <w:t xml:space="preserve">TMX_INSTALL_DIR</w:t>
+            </w:r>
+          </w:p>
+        </w:tc>
+        <w:tc>
+          <w:tcPr/>
+          <w:p>
+            <w:pPr>
+              <w:pStyle w:val="Compact"/>
+            </w:pPr>
+            <w:r>
+              <w:rPr>
+                <w:rStyle w:val="VerbatimChar"/>
+              </w:rPr>
+              <w:t xml:space="preserve">--dir DIR</w:t>
+            </w:r>
+          </w:p>
+        </w:tc>
+        <w:tc>
+          <w:tcPr/>
+          <w:p>
+            <w:pPr>
+              <w:pStyle w:val="Compact"/>
+            </w:pPr>
+            <w:r>
+              <w:rPr>
+                <w:rStyle w:val="VerbatimChar"/>
+              </w:rPr>
+              <w:t xml:space="preserve">$HOME/tmux</w:t>
+            </w:r>
+          </w:p>
+        </w:tc>
+        <w:tc>
+          <w:tcPr/>
+          <w:p>
+            <w:pPr>
+              <w:pStyle w:val="Compact"/>
+            </w:pPr>
+            <w:r>
+              <w:t xml:space="preserve">install root</w:t>
+            </w:r>
+          </w:p>
+        </w:tc>
+      </w:tr>
+      <w:tr>
+        <w:tc>
+          <w:tcPr/>
+          <w:p>
+            <w:pPr>
+              <w:pStyle w:val="Compact"/>
+            </w:pPr>
+            <w:r>
+              <w:rPr>
+                <w:rStyle w:val="VerbatimChar"/>
+              </w:rPr>
+              <w:t xml:space="preserve">TMX_REPO_URL</w:t>
+            </w:r>
+          </w:p>
+        </w:tc>
+        <w:tc>
+          <w:tcPr/>
+          <w:p>
+            <w:pPr>
+              <w:pStyle w:val="Compact"/>
+            </w:pPr>
+            <w:r>
+              <w:rPr>
+                <w:rStyle w:val="VerbatimChar"/>
+              </w:rPr>
+              <w:t xml:space="preserve">--repo URL</w:t>
+            </w:r>
+          </w:p>
+        </w:tc>
+        <w:tc>
+          <w:tcPr/>
+          <w:p>
+            <w:pPr>
+              <w:pStyle w:val="Compact"/>
+            </w:pPr>
+            <w:r>
+              <w:rPr>
+                <w:rStyle w:val="VerbatimChar"/>
+              </w:rPr>
+              <w:t xml:space="preserve">https://github.com/vasic-digital/tmux.git</w:t>
+            </w:r>
+          </w:p>
+        </w:tc>
+        <w:tc>
+          <w:tcPr/>
+          <w:p>
+            <w:pPr>
+              <w:pStyle w:val="Compact"/>
+            </w:pPr>
+            <w:r>
+              <w:t xml:space="preserve">clone source (HTTPS so keyless users can clone)</w:t>
+            </w:r>
+          </w:p>
+        </w:tc>
+      </w:tr>
+      <w:tr>
+        <w:tc>
+          <w:tcPr/>
+          <w:p>
+            <w:pPr>
+              <w:pStyle w:val="Compact"/>
+            </w:pPr>
+            <w:r>
+              <w:rPr>
+                <w:rStyle w:val="VerbatimChar"/>
+              </w:rPr>
+              <w:t xml:space="preserve">TMX_INSTALL_BRANCH</w:t>
+            </w:r>
+          </w:p>
+        </w:tc>
+        <w:tc>
+          <w:tcPr/>
+          <w:p>
+            <w:pPr>
+              <w:pStyle w:val="Compact"/>
+            </w:pPr>
+            <w:r>
+              <w:rPr>
+                <w:rStyle w:val="VerbatimChar"/>
+              </w:rPr>
+              <w:t xml:space="preserve">--branch B</w:t>
+            </w:r>
+          </w:p>
+        </w:tc>
+        <w:tc>
+          <w:tcPr/>
+          <w:p>
+            <w:pPr>
+              <w:pStyle w:val="Compact"/>
+            </w:pPr>
+            <w:r>
+              <w:rPr>
+                <w:rStyle w:val="VerbatimChar"/>
+              </w:rPr>
+              <w:t xml:space="preserve">main</w:t>
+            </w:r>
+          </w:p>
+        </w:tc>
+        <w:tc>
+          <w:tcPr/>
+          <w:p>
+            <w:pPr>
+              <w:pStyle w:val="Compact"/>
+            </w:pPr>
+            <w:r>
+              <w:t xml:space="preserve">branch to clone / track</w:t>
+            </w:r>
+          </w:p>
+        </w:tc>
+      </w:tr>
+      <w:tr>
+        <w:tc>
+          <w:tcPr/>
+          <w:p>
+            <w:pPr>
+              <w:pStyle w:val="Compact"/>
+            </w:pPr>
+            <w:r>
+              <w:rPr>
+                <w:rStyle w:val="VerbatimChar"/>
+              </w:rPr>
+              <w:t xml:space="preserve">TMX_INSTALL_NO_SETUP=1</w:t>
+            </w:r>
+          </w:p>
+        </w:tc>
+        <w:tc>
+          <w:tcPr/>
+          <w:p>
+            <w:pPr>
+              <w:pStyle w:val="Compact"/>
+            </w:pPr>
+            <w:r>
+              <w:rPr>
+                <w:rStyle w:val="VerbatimChar"/>
+              </w:rPr>
+              <w:t xml:space="preserve">--clone-only</w:t>
+            </w:r>
+          </w:p>
+        </w:tc>
+        <w:tc>
+          <w:tcPr/>
+          <w:p>
+            <w:pPr>
+              <w:pStyle w:val="Compact"/>
+            </w:pPr>
+            <w:r>
+              <w:t xml:space="preserve">(off)</w:t>
+            </w:r>
+          </w:p>
+        </w:tc>
+        <w:tc>
+          <w:tcPr/>
+          <w:p>
+            <w:pPr>
+              <w:pStyle w:val="Compact"/>
+            </w:pPr>
+            <w:r>
+              <w:t xml:space="preserve">clone + submodules only (no build / no host writes)</w:t>
+            </w:r>
+          </w:p>
+        </w:tc>
+      </w:tr>
+    </w:tbl>
+    <w:p>
+      <w:pPr>
+        <w:pStyle w:val="BodyText"/>
+      </w:pPr>
+      <w:r>
+        <w:t xml:space="preserve">Re-running the installer over an existing checkout</w:t>
+      </w:r>
+      <w:r>
+        <w:t xml:space="preserve"> </w:t>
+      </w:r>
+      <w:r>
+        <w:rPr>
+          <w:b/>
+          <w:bCs/>
+        </w:rPr>
+        <w:t xml:space="preserve">updates</w:t>
+      </w:r>
+      <w:r>
+        <w:t xml:space="preserve"> </w:t>
+      </w:r>
+      <w:r>
+        <w:t xml:space="preserve">it</w:t>
+      </w:r>
+      <w:r>
+        <w:t xml:space="preserve"> </w:t>
+      </w:r>
+      <w:r>
+        <w:t xml:space="preserve">(</w:t>
+      </w:r>
+      <w:r>
+        <w:rPr>
+          <w:rStyle w:val="VerbatimChar"/>
+        </w:rPr>
+        <w:t xml:space="preserve">git pull --ff-only</w:t>
+      </w:r>
+      <w:r>
+        <w:t xml:space="preserve"> </w:t>
+      </w:r>
+      <w:r>
+        <w:t xml:space="preserve">+ recursive submodule update) — idempotent.</w:t>
       </w:r>
     </w:p>
     <w:p>
       <w:pPr>
-        <w:pStyle w:val="FirstParagraph"/>
-      </w:pPr>
-      <w:r>
-        <w:t xml:space="preserve">After</w:t>
-      </w:r>
-      <w:r>
-        <w:t xml:space="preserve"> </w:t>
-      </w:r>
-      <w:r>
-        <w:rPr>
-          <w:rStyle w:val="VerbatimChar"/>
-        </w:rPr>
-        <w:t xml:space="preserve">setup.sh</w:t>
-      </w:r>
-      <w:r>
-        <w:t xml:space="preserve"> </w:t>
-      </w:r>
-      <w:r>
-        <w:t xml:space="preserve">reports GREEN: open a new shell, or source the rc for your shell (</w:t>
-      </w:r>
-      <w:r>
-        <w:rPr>
-          <w:rStyle w:val="VerbatimChar"/>
-        </w:rPr>
-        <w:t xml:space="preserve">source ~/.bashrc</w:t>
-      </w:r>
-      <w:r>
-        <w:t xml:space="preserve"> </w:t>
-      </w:r>
-      <w:r>
-        <w:t xml:space="preserve">or</w:t>
-      </w:r>
-      <w:r>
-        <w:t xml:space="preserve"> </w:t>
-      </w:r>
-      <w:r>
-        <w:rPr>
-          <w:rStyle w:val="VerbatimChar"/>
-        </w:rPr>
-        <w:t xml:space="preserve">source ~/.zshrc</w:t>
-      </w:r>
-      <w:r>
-        <w:t xml:space="preserve">). Then</w:t>
-      </w:r>
-      <w:r>
-        <w:t xml:space="preserve"> </w:t>
-      </w:r>
-      <w:r>
-        <w:rPr>
-          <w:rStyle w:val="VerbatimChar"/>
-        </w:rPr>
-        <w:t xml:space="preserve">tmx new|attach|ls|kill</w:t>
-      </w:r>
-      <w:r>
-        <w:t xml:space="preserve"> </w:t>
-      </w:r>
-      <w:r>
-        <w:t xml:space="preserve">invokes the verified vasic-digital build; the system</w:t>
+        <w:pStyle w:val="BodyText"/>
+      </w:pPr>
+      <w:r>
+        <w:rPr>
+          <w:b/>
+          <w:bCs/>
+        </w:rPr>
+        <w:t xml:space="preserve">File exports the installer wires (what ends up on your host):</w:t>
+      </w:r>
+      <w:r>
+        <w:t xml:space="preserve"> </w:t>
+      </w:r>
+      <w:r>
+        <w:t xml:space="preserve">the</w:t>
+      </w:r>
+      <w:r>
+        <w:t xml:space="preserve"> </w:t>
+      </w:r>
+      <w:r>
+        <w:t xml:space="preserve">PATH+session snippet is appended to whichever shell rc your host uses —</w:t>
+      </w:r>
+      <w:r>
+        <w:t xml:space="preserve"> </w:t>
+      </w:r>
+      <w:r>
+        <w:rPr>
+          <w:rStyle w:val="VerbatimChar"/>
+          <w:b/>
+          <w:bCs/>
+        </w:rPr>
+        <w:t xml:space="preserve">~/.bashrc</w:t>
+      </w:r>
+      <w:r>
+        <w:t xml:space="preserve"> </w:t>
+      </w:r>
+      <w:r>
+        <w:t xml:space="preserve">and/or</w:t>
+      </w:r>
+      <w:r>
+        <w:t xml:space="preserve"> </w:t>
+      </w:r>
+      <w:r>
+        <w:rPr>
+          <w:rStyle w:val="VerbatimChar"/>
+          <w:b/>
+          <w:bCs/>
+        </w:rPr>
+        <w:t xml:space="preserve">~/.zshrc</w:t>
+      </w:r>
+      <w:r>
+        <w:t xml:space="preserve"> </w:t>
+      </w:r>
+      <w:r>
+        <w:t xml:space="preserve">(and</w:t>
+      </w:r>
+      <w:r>
+        <w:t xml:space="preserve"> </w:t>
+      </w:r>
+      <w:r>
+        <w:rPr>
+          <w:rStyle w:val="VerbatimChar"/>
+        </w:rPr>
+        <w:t xml:space="preserve">~/.bash_profile</w:t>
+      </w:r>
+      <w:r>
+        <w:t xml:space="preserve"> </w:t>
+      </w:r>
+      <w:r>
+        <w:t xml:space="preserve">/</w:t>
+      </w:r>
+      <w:r>
+        <w:t xml:space="preserve"> </w:t>
+      </w:r>
+      <w:r>
+        <w:rPr>
+          <w:rStyle w:val="VerbatimChar"/>
+        </w:rPr>
+        <w:t xml:space="preserve">~/.profile</w:t>
+      </w:r>
+      <w:r>
+        <w:t xml:space="preserve"> </w:t>
+      </w:r>
+      <w:r>
+        <w:t xml:space="preserve">for</w:t>
+      </w:r>
+      <w:r>
+        <w:t xml:space="preserve"> </w:t>
+      </w:r>
+      <w:r>
+        <w:t xml:space="preserve">bash login shells);</w:t>
+      </w:r>
+      <w:r>
+        <w:t xml:space="preserve"> </w:t>
+      </w:r>
+      <w:r>
+        <w:rPr>
+          <w:rStyle w:val="VerbatimChar"/>
+          <w:b/>
+          <w:bCs/>
+        </w:rPr>
+        <w:t xml:space="preserve">~/.tmux.conf</w:t>
+      </w:r>
+      <w:r>
+        <w:t xml:space="preserve"> </w:t>
+      </w:r>
+      <w:r>
+        <w:t xml:space="preserve">is installed (any pre-existing non-ours</w:t>
+      </w:r>
+      <w:r>
+        <w:t xml:space="preserve"> </w:t>
+      </w:r>
+      <w:r>
+        <w:t xml:space="preserve">config is backed up to</w:t>
+      </w:r>
+      <w:r>
+        <w:t xml:space="preserve"> </w:t>
+      </w:r>
+      <w:r>
+        <w:rPr>
+          <w:rStyle w:val="VerbatimChar"/>
+        </w:rPr>
+        <w:t xml:space="preserve">~/.tmux.conf.pre-vasic-digital</w:t>
+      </w:r>
+      <w:r>
+        <w:t xml:space="preserve">); and the generated</w:t>
+      </w:r>
+      <w:r>
+        <w:t xml:space="preserve"> </w:t>
+      </w:r>
+      <w:r>
+        <w:rPr>
+          <w:rStyle w:val="VerbatimChar"/>
+          <w:b/>
+          <w:bCs/>
+        </w:rPr>
+        <w:t xml:space="preserve">scripts/tmx</w:t>
+      </w:r>
+      <w:r>
+        <w:t xml:space="preserve"> </w:t>
+      </w:r>
+      <w:r>
+        <w:t xml:space="preserve">wrapper is prepended onto PATH so</w:t>
+      </w:r>
+      <w:r>
+        <w:t xml:space="preserve"> </w:t>
+      </w:r>
+      <w:r>
+        <w:rPr>
+          <w:rStyle w:val="VerbatimChar"/>
+        </w:rPr>
+        <w:t xml:space="preserve">tmx</w:t>
+      </w:r>
+      <w:r>
+        <w:t xml:space="preserve"> </w:t>
+      </w:r>
+      <w:r>
+        <w:t xml:space="preserve">resolves to this</w:t>
+      </w:r>
+      <w:r>
+        <w:t xml:space="preserve"> </w:t>
+      </w:r>
+      <w:r>
+        <w:t xml:space="preserve">verified build while the system</w:t>
       </w:r>
       <w:r>
         <w:t xml:space="preserve"> </w:t>
@@ -830,18 +1546,360 @@
         <w:t xml:space="preserve"> </w:t>
       </w:r>
       <w:r>
-        <w:t xml:space="preserve">command stays untouched and reachable side-by-side.</w:t>
+        <w:t xml:space="preserve">stays reachable side-by-side. Full</w:t>
+      </w:r>
+      <w:r>
+        <w:t xml:space="preserve"> </w:t>
+      </w:r>
+      <w:r>
+        <w:t xml:space="preserve">reference:</w:t>
+      </w:r>
+      <w:r>
+        <w:t xml:space="preserve"> </w:t>
+      </w:r>
+      <w:hyperlink r:id="rId13">
+        <w:r>
+          <w:rPr>
+            <w:rStyle w:val="VerbatimChar"/>
+          </w:rPr>
+          <w:t xml:space="preserve">docs/scripts/install.md</w:t>
+        </w:r>
+      </w:hyperlink>
+      <w:r>
+        <w:t xml:space="preserve">.</w:t>
+      </w:r>
+    </w:p>
+    <w:bookmarkEnd w:id="14"/>
+    <w:bookmarkStart w:id="16" w:name="quick-install-one-command"/>
+    <w:p>
+      <w:pPr>
+        <w:pStyle w:val="Heading2"/>
+      </w:pPr>
+      <w:r>
+        <w:t xml:space="preserve">Quick install (one command)</w:t>
       </w:r>
     </w:p>
     <w:p>
       <w:pPr>
-        <w:pStyle w:val="BlockText"/>
+        <w:pStyle w:val="FirstParagraph"/>
       </w:pPr>
       <w:r>
         <w:rPr>
           <w:b/>
           <w:bCs/>
         </w:rPr>
+        <w:t xml:space="preserve">Linux host:</w:t>
+      </w:r>
+    </w:p>
+    <w:p>
+      <w:pPr>
+        <w:pStyle w:val="SourceCode"/>
+      </w:pPr>
+      <w:r>
+        <w:rPr>
+          <w:rStyle w:val="FunctionTok"/>
+        </w:rPr>
+        <w:t xml:space="preserve">git</w:t>
+      </w:r>
+      <w:r>
+        <w:rPr>
+          <w:rStyle w:val="NormalTok"/>
+        </w:rPr>
+        <w:t xml:space="preserve"> clone </w:t>
+      </w:r>
+      <w:r>
+        <w:rPr>
+          <w:rStyle w:val="AttributeTok"/>
+        </w:rPr>
+        <w:t xml:space="preserve">--recurse-submodules</w:t>
+      </w:r>
+      <w:r>
+        <w:rPr>
+          <w:rStyle w:val="NormalTok"/>
+        </w:rPr>
+        <w:t xml:space="preserve"> git@github.com:vasic-digital/tmux.git ~/Projects/tmux</w:t>
+      </w:r>
+      <w:r>
+        <w:br/>
+      </w:r>
+      <w:r>
+        <w:rPr>
+          <w:rStyle w:val="BuiltInTok"/>
+        </w:rPr>
+        <w:t xml:space="preserve">cd</w:t>
+      </w:r>
+      <w:r>
+        <w:rPr>
+          <w:rStyle w:val="NormalTok"/>
+        </w:rPr>
+        <w:t xml:space="preserve"> ~/Projects/tmux</w:t>
+      </w:r>
+      <w:r>
+        <w:br/>
+      </w:r>
+      <w:r>
+        <w:rPr>
+          <w:rStyle w:val="FunctionTok"/>
+        </w:rPr>
+        <w:t xml:space="preserve">sudo</w:t>
+      </w:r>
+      <w:r>
+        <w:rPr>
+          <w:rStyle w:val="NormalTok"/>
+        </w:rPr>
+        <w:t xml:space="preserve"> bash scripts/install_deps.sh    </w:t>
+      </w:r>
+      <w:r>
+        <w:rPr>
+          <w:rStyle w:val="CommentTok"/>
+        </w:rPr>
+        <w:t xml:space="preserve"># one-time host build deps</w:t>
+      </w:r>
+      <w:r>
+        <w:br/>
+      </w:r>
+      <w:r>
+        <w:rPr>
+          <w:rStyle w:val="FunctionTok"/>
+        </w:rPr>
+        <w:t xml:space="preserve">bash</w:t>
+      </w:r>
+      <w:r>
+        <w:rPr>
+          <w:rStyle w:val="NormalTok"/>
+        </w:rPr>
+        <w:t xml:space="preserve"> scripts/setup.sh                 </w:t>
+      </w:r>
+      <w:r>
+        <w:rPr>
+          <w:rStyle w:val="CommentTok"/>
+        </w:rPr>
+        <w:t xml:space="preserve"># build + verify + install (no sudo)</w:t>
+      </w:r>
+    </w:p>
+    <w:p>
+      <w:pPr>
+        <w:pStyle w:val="FirstParagraph"/>
+      </w:pPr>
+      <w:r>
+        <w:rPr>
+          <w:b/>
+          <w:bCs/>
+        </w:rPr>
+        <w:t xml:space="preserve">macOS host (Apple Silicon or Intel):</w:t>
+      </w:r>
+    </w:p>
+    <w:p>
+      <w:pPr>
+        <w:pStyle w:val="SourceCode"/>
+      </w:pPr>
+      <w:r>
+        <w:rPr>
+          <w:rStyle w:val="ExtensionTok"/>
+        </w:rPr>
+        <w:t xml:space="preserve">brew</w:t>
+      </w:r>
+      <w:r>
+        <w:rPr>
+          <w:rStyle w:val="NormalTok"/>
+        </w:rPr>
+        <w:t xml:space="preserve"> install podman                   </w:t>
+      </w:r>
+      <w:r>
+        <w:rPr>
+          <w:rStyle w:val="CommentTok"/>
+        </w:rPr>
+        <w:t xml:space="preserve"># one-time: container runtime</w:t>
+      </w:r>
+      <w:r>
+        <w:br/>
+      </w:r>
+      <w:r>
+        <w:rPr>
+          <w:rStyle w:val="ExtensionTok"/>
+        </w:rPr>
+        <w:t xml:space="preserve">podman</w:t>
+      </w:r>
+      <w:r>
+        <w:rPr>
+          <w:rStyle w:val="NormalTok"/>
+        </w:rPr>
+        <w:t xml:space="preserve"> machine init </w:t>
+      </w:r>
+      <w:r>
+        <w:rPr>
+          <w:rStyle w:val="KeywordTok"/>
+        </w:rPr>
+        <w:t xml:space="preserve">&amp;&amp;</w:t>
+      </w:r>
+      <w:r>
+        <w:rPr>
+          <w:rStyle w:val="NormalTok"/>
+        </w:rPr>
+        <w:t xml:space="preserve"> </w:t>
+      </w:r>
+      <w:r>
+        <w:rPr>
+          <w:rStyle w:val="ExtensionTok"/>
+        </w:rPr>
+        <w:t xml:space="preserve">podman</w:t>
+      </w:r>
+      <w:r>
+        <w:rPr>
+          <w:rStyle w:val="NormalTok"/>
+        </w:rPr>
+        <w:t xml:space="preserve"> machine start</w:t>
+      </w:r>
+      <w:r>
+        <w:br/>
+      </w:r>
+      <w:r>
+        <w:rPr>
+          <w:rStyle w:val="FunctionTok"/>
+        </w:rPr>
+        <w:t xml:space="preserve">git</w:t>
+      </w:r>
+      <w:r>
+        <w:rPr>
+          <w:rStyle w:val="NormalTok"/>
+        </w:rPr>
+        <w:t xml:space="preserve"> clone </w:t>
+      </w:r>
+      <w:r>
+        <w:rPr>
+          <w:rStyle w:val="AttributeTok"/>
+        </w:rPr>
+        <w:t xml:space="preserve">--recurse-submodules</w:t>
+      </w:r>
+      <w:r>
+        <w:rPr>
+          <w:rStyle w:val="NormalTok"/>
+        </w:rPr>
+        <w:t xml:space="preserve"> git@github.com:vasic-digital/tmux.git ~/Projects/tmux</w:t>
+      </w:r>
+      <w:r>
+        <w:br/>
+      </w:r>
+      <w:r>
+        <w:rPr>
+          <w:rStyle w:val="BuiltInTok"/>
+        </w:rPr>
+        <w:t xml:space="preserve">cd</w:t>
+      </w:r>
+      <w:r>
+        <w:rPr>
+          <w:rStyle w:val="NormalTok"/>
+        </w:rPr>
+        <w:t xml:space="preserve"> ~/Projects/tmux</w:t>
+      </w:r>
+      <w:r>
+        <w:br/>
+      </w:r>
+      <w:r>
+        <w:rPr>
+          <w:rStyle w:val="FunctionTok"/>
+        </w:rPr>
+        <w:t xml:space="preserve">bash</w:t>
+      </w:r>
+      <w:r>
+        <w:rPr>
+          <w:rStyle w:val="NormalTok"/>
+        </w:rPr>
+        <w:t xml:space="preserve"> scripts/setup.sh                 </w:t>
+      </w:r>
+      <w:r>
+        <w:rPr>
+          <w:rStyle w:val="CommentTok"/>
+        </w:rPr>
+        <w:t xml:space="preserve"># build + VM-verify + install bridge</w:t>
+      </w:r>
+    </w:p>
+    <w:p>
+      <w:pPr>
+        <w:pStyle w:val="FirstParagraph"/>
+      </w:pPr>
+      <w:r>
+        <w:t xml:space="preserve">After</w:t>
+      </w:r>
+      <w:r>
+        <w:t xml:space="preserve"> </w:t>
+      </w:r>
+      <w:r>
+        <w:rPr>
+          <w:rStyle w:val="VerbatimChar"/>
+        </w:rPr>
+        <w:t xml:space="preserve">setup.sh</w:t>
+      </w:r>
+      <w:r>
+        <w:t xml:space="preserve"> </w:t>
+      </w:r>
+      <w:r>
+        <w:t xml:space="preserve">reports GREEN: open a new shell, or source the rc for your shell (</w:t>
+      </w:r>
+      <w:r>
+        <w:rPr>
+          <w:rStyle w:val="VerbatimChar"/>
+        </w:rPr>
+        <w:t xml:space="preserve">source ~/.bashrc</w:t>
+      </w:r>
+      <w:r>
+        <w:t xml:space="preserve"> </w:t>
+      </w:r>
+      <w:r>
+        <w:t xml:space="preserve">or</w:t>
+      </w:r>
+      <w:r>
+        <w:t xml:space="preserve"> </w:t>
+      </w:r>
+      <w:r>
+        <w:rPr>
+          <w:rStyle w:val="VerbatimChar"/>
+        </w:rPr>
+        <w:t xml:space="preserve">source ~/.zshrc</w:t>
+      </w:r>
+      <w:r>
+        <w:t xml:space="preserve">). Then</w:t>
+      </w:r>
+      <w:r>
+        <w:t xml:space="preserve"> </w:t>
+      </w:r>
+      <w:r>
+        <w:rPr>
+          <w:rStyle w:val="VerbatimChar"/>
+        </w:rPr>
+        <w:t xml:space="preserve">tmx new|attach|ls|kill</w:t>
+      </w:r>
+      <w:r>
+        <w:t xml:space="preserve"> </w:t>
+      </w:r>
+      <w:r>
+        <w:t xml:space="preserve">invokes the verified vasic-digital build; the system</w:t>
+      </w:r>
+      <w:r>
+        <w:t xml:space="preserve"> </w:t>
+      </w:r>
+      <w:r>
+        <w:rPr>
+          <w:rStyle w:val="VerbatimChar"/>
+        </w:rPr>
+        <w:t xml:space="preserve">tmux</w:t>
+      </w:r>
+      <w:r>
+        <w:t xml:space="preserve"> </w:t>
+      </w:r>
+      <w:r>
+        <w:t xml:space="preserve">command stays untouched and reachable side-by-side.</w:t>
+      </w:r>
+    </w:p>
+    <w:p>
+      <w:pPr>
+        <w:pStyle w:val="BlockText"/>
+      </w:pPr>
+      <w:r>
+        <w:rPr>
+          <w:b/>
+          <w:bCs/>
+        </w:rPr>
         <w:t xml:space="preserve">Local dependencies (§11.4.77).</w:t>
       </w:r>
       <w:r>
@@ -883,7 +1941,7 @@
       <w:r>
         <w:t xml:space="preserve"> </w:t>
       </w:r>
-      <w:hyperlink r:id="rId13">
+      <w:hyperlink r:id="rId15">
         <w:r>
           <w:rPr>
             <w:rStyle w:val="VerbatimChar"/>
@@ -895,8 +1953,8 @@
         <w:t xml:space="preserve">.</w:t>
       </w:r>
     </w:p>
-    <w:bookmarkEnd w:id="14"/>
-    <w:bookmarkStart w:id="15" w:name="Xf33adf0da9f018f252c6c7e83a88e7335205f69"/>
+    <w:bookmarkEnd w:id="16"/>
+    <w:bookmarkStart w:id="17" w:name="Xf33adf0da9f018f252c6c7e83a88e7335205f69"/>
     <w:p>
       <w:pPr>
         <w:pStyle w:val="Heading2"/>
@@ -1489,8 +2547,8 @@
         <w:t xml:space="preserve">. No bluff.</w:t>
       </w:r>
     </w:p>
-    <w:bookmarkEnd w:id="15"/>
-    <w:bookmarkStart w:id="16" w:name="what-you-get"/>
+    <w:bookmarkEnd w:id="17"/>
+    <w:bookmarkStart w:id="18" w:name="what-you-get"/>
     <w:p>
       <w:pPr>
         <w:pStyle w:val="Heading2"/>
@@ -1989,8 +3047,8 @@
         </w:tc>
       </w:tr>
     </w:tbl>
-    <w:bookmarkEnd w:id="16"/>
-    <w:bookmarkStart w:id="17" w:name="verification-gate"/>
+    <w:bookmarkEnd w:id="18"/>
+    <w:bookmarkStart w:id="19" w:name="verification-gate"/>
     <w:p>
       <w:pPr>
         <w:pStyle w:val="Heading2"/>
@@ -2350,8 +3408,8 @@
         <w:t xml:space="preserve">. The gate is not considered self-validating until every runnable mutation is caught.</w:t>
       </w:r>
     </w:p>
-    <w:bookmarkEnd w:id="17"/>
-    <w:bookmarkStart w:id="19" w:name="roadmap"/>
+    <w:bookmarkEnd w:id="19"/>
+    <w:bookmarkStart w:id="21" w:name="roadmap"/>
     <w:p>
       <w:pPr>
         <w:pStyle w:val="Heading2"/>
@@ -2370,7 +3428,7 @@
       <w:r>
         <w:t xml:space="preserve"> </w:t>
       </w:r>
-      <w:hyperlink r:id="rId18">
+      <w:hyperlink r:id="rId20">
         <w:r>
           <w:rPr>
             <w:rStyle w:val="VerbatimChar"/>
@@ -2452,8 +3510,8 @@
         <w:t xml:space="preserve">transparently creates the container</w:t>
       </w:r>
     </w:p>
-    <w:bookmarkEnd w:id="19"/>
-    <w:bookmarkStart w:id="40" w:name="documentation-map"/>
+    <w:bookmarkEnd w:id="21"/>
+    <w:bookmarkStart w:id="42" w:name="documentation-map"/>
     <w:p>
       <w:pPr>
         <w:pStyle w:val="Heading2"/>
@@ -2573,7 +3631,7 @@
             <w:pPr>
               <w:pStyle w:val="Compact"/>
             </w:pPr>
-            <w:hyperlink r:id="rId20">
+            <w:hyperlink r:id="rId22">
               <w:r>
                 <w:rPr>
                   <w:rStyle w:val="VerbatimChar"/>
@@ -2693,7 +3751,7 @@
             <w:pPr>
               <w:pStyle w:val="Compact"/>
             </w:pPr>
-            <w:hyperlink r:id="rId21">
+            <w:hyperlink r:id="rId23">
               <w:r>
                 <w:rPr>
                   <w:rStyle w:val="VerbatimChar"/>
@@ -2728,7 +3786,7 @@
             <w:pPr>
               <w:pStyle w:val="Compact"/>
             </w:pPr>
-            <w:hyperlink r:id="rId22">
+            <w:hyperlink r:id="rId24">
               <w:r>
                 <w:rPr>
                   <w:rStyle w:val="VerbatimChar"/>
@@ -2772,7 +3830,7 @@
             <w:pPr>
               <w:pStyle w:val="Compact"/>
             </w:pPr>
-            <w:hyperlink r:id="rId23">
+            <w:hyperlink r:id="rId25">
               <w:r>
                 <w:rPr>
                   <w:rStyle w:val="VerbatimChar"/>
@@ -2816,7 +3874,7 @@
             <w:pPr>
               <w:pStyle w:val="Compact"/>
             </w:pPr>
-            <w:hyperlink r:id="rId24">
+            <w:hyperlink r:id="rId26">
               <w:r>
                 <w:rPr>
                   <w:rStyle w:val="VerbatimChar"/>
@@ -2866,7 +3924,7 @@
             <w:pPr>
               <w:pStyle w:val="Compact"/>
             </w:pPr>
-            <w:hyperlink r:id="rId25">
+            <w:hyperlink r:id="rId27">
               <w:r>
                 <w:rPr>
                   <w:rStyle w:val="VerbatimChar"/>
@@ -2895,7 +3953,7 @@
             <w:pPr>
               <w:pStyle w:val="Compact"/>
             </w:pPr>
-            <w:hyperlink r:id="rId26">
+            <w:hyperlink r:id="rId28">
               <w:r>
                 <w:rPr>
                   <w:rStyle w:val="VerbatimChar"/>
@@ -2930,7 +3988,7 @@
             <w:pPr>
               <w:pStyle w:val="Compact"/>
             </w:pPr>
-            <w:hyperlink r:id="rId13">
+            <w:hyperlink r:id="rId15">
               <w:r>
                 <w:rPr>
                   <w:rStyle w:val="VerbatimChar"/>
@@ -2965,7 +4023,7 @@
             <w:pPr>
               <w:pStyle w:val="Compact"/>
             </w:pPr>
-            <w:hyperlink r:id="rId27">
+            <w:hyperlink r:id="rId29">
               <w:r>
                 <w:rPr>
                   <w:rStyle w:val="VerbatimChar"/>
@@ -2997,7 +4055,7 @@
             <w:pPr>
               <w:pStyle w:val="Compact"/>
             </w:pPr>
-            <w:hyperlink r:id="rId28">
+            <w:hyperlink r:id="rId30">
               <w:r>
                 <w:rPr>
                   <w:rStyle w:val="VerbatimChar"/>
@@ -3029,7 +4087,7 @@
             <w:pPr>
               <w:pStyle w:val="Compact"/>
             </w:pPr>
-            <w:hyperlink r:id="rId18">
+            <w:hyperlink r:id="rId20">
               <w:r>
                 <w:rPr>
                   <w:rStyle w:val="VerbatimChar"/>
@@ -3064,7 +4122,7 @@
             <w:pPr>
               <w:pStyle w:val="Compact"/>
             </w:pPr>
-            <w:hyperlink r:id="rId29">
+            <w:hyperlink r:id="rId31">
               <w:r>
                 <w:rPr>
                   <w:rStyle w:val="VerbatimChar"/>
@@ -3099,7 +4157,7 @@
             <w:pPr>
               <w:pStyle w:val="Compact"/>
             </w:pPr>
-            <w:hyperlink r:id="rId30">
+            <w:hyperlink r:id="rId32">
               <w:r>
                 <w:rPr>
                   <w:rStyle w:val="VerbatimChar"/>
@@ -3134,7 +4192,7 @@
             <w:pPr>
               <w:pStyle w:val="Compact"/>
             </w:pPr>
-            <w:hyperlink r:id="rId31">
+            <w:hyperlink r:id="rId33">
               <w:r>
                 <w:rPr>
                   <w:rStyle w:val="VerbatimChar"/>
@@ -3163,7 +4221,7 @@
             <w:r>
               <w:t xml:space="preserve"> </w:t>
             </w:r>
-            <w:hyperlink r:id="rId32">
+            <w:hyperlink r:id="rId34">
               <w:r>
                 <w:rPr>
                   <w:rStyle w:val="VerbatimChar"/>
@@ -3177,7 +4235,7 @@
             <w:r>
               <w:t xml:space="preserve"> </w:t>
             </w:r>
-            <w:hyperlink r:id="rId33">
+            <w:hyperlink r:id="rId35">
               <w:r>
                 <w:rPr>
                   <w:rStyle w:val="VerbatimChar"/>
@@ -3191,7 +4249,7 @@
             <w:r>
               <w:t xml:space="preserve"> </w:t>
             </w:r>
-            <w:hyperlink r:id="rId34">
+            <w:hyperlink r:id="rId36">
               <w:r>
                 <w:rPr>
                   <w:rStyle w:val="VerbatimChar"/>
@@ -3226,7 +4284,7 @@
             <w:pPr>
               <w:pStyle w:val="Compact"/>
             </w:pPr>
-            <w:hyperlink r:id="rId35">
+            <w:hyperlink r:id="rId37">
               <w:r>
                 <w:rPr>
                   <w:rStyle w:val="VerbatimChar"/>
@@ -3282,7 +4340,7 @@
             <w:pPr>
               <w:pStyle w:val="Compact"/>
             </w:pPr>
-            <w:hyperlink r:id="rId36">
+            <w:hyperlink r:id="rId38">
               <w:r>
                 <w:rPr>
                   <w:rStyle w:val="VerbatimChar"/>
@@ -3317,7 +4375,7 @@
             <w:pPr>
               <w:pStyle w:val="Compact"/>
             </w:pPr>
-            <w:hyperlink r:id="rId37">
+            <w:hyperlink r:id="rId39">
               <w:r>
                 <w:rPr>
                   <w:rStyle w:val="VerbatimChar"/>
@@ -3334,7 +4392,7 @@
             <w:r>
               <w:t xml:space="preserve"> </w:t>
             </w:r>
-            <w:hyperlink r:id="rId38">
+            <w:hyperlink r:id="rId40">
               <w:r>
                 <w:rPr>
                   <w:rStyle w:val="VerbatimChar"/>
@@ -3369,7 +4427,7 @@
             <w:pPr>
               <w:pStyle w:val="Compact"/>
             </w:pPr>
-            <w:hyperlink r:id="rId39">
+            <w:hyperlink r:id="rId41">
               <w:r>
                 <w:rPr>
                   <w:rStyle w:val="VerbatimChar"/>
@@ -3387,8 +4445,8 @@
         </w:tc>
       </w:tr>
     </w:tbl>
-    <w:bookmarkEnd w:id="40"/>
-    <w:bookmarkStart w:id="42" w:name="repository-conventions"/>
+    <w:bookmarkEnd w:id="42"/>
+    <w:bookmarkStart w:id="44" w:name="repository-conventions"/>
     <w:p>
       <w:pPr>
         <w:pStyle w:val="Heading2"/>
@@ -3537,7 +4595,7 @@
       <w:r>
         <w:t xml:space="preserve"> </w:t>
       </w:r>
-      <w:hyperlink r:id="rId41">
+      <w:hyperlink r:id="rId43">
         <w:r>
           <w:rPr>
             <w:rStyle w:val="VerbatimChar"/>
@@ -3552,8 +4610,8 @@
         <w:t xml:space="preserve">§11.4.</w:t>
       </w:r>
     </w:p>
-    <w:bookmarkEnd w:id="42"/>
-    <w:bookmarkStart w:id="44" w:name="codegraph-code-intelligence"/>
+    <w:bookmarkEnd w:id="44"/>
+    <w:bookmarkStart w:id="46" w:name="codegraph-code-intelligence"/>
     <w:p>
       <w:pPr>
         <w:pStyle w:val="Heading2"/>
@@ -3572,7 +4630,7 @@
       <w:r>
         <w:t xml:space="preserve"> </w:t>
       </w:r>
-      <w:hyperlink r:id="rId43">
+      <w:hyperlink r:id="rId45">
         <w:r>
           <w:rPr>
             <w:rStyle w:val="Hyperlink"/>
@@ -3616,7 +4674,7 @@
       <w:r>
         <w:t xml:space="preserve"> </w:t>
       </w:r>
-      <w:hyperlink r:id="rId26">
+      <w:hyperlink r:id="rId28">
         <w:r>
           <w:rPr>
             <w:rStyle w:val="VerbatimChar"/>
@@ -3637,8 +4695,8 @@
         <w:t xml:space="preserve">the install + per-agent wiring contract.</w:t>
       </w:r>
     </w:p>
-    <w:bookmarkEnd w:id="44"/>
-    <w:bookmarkStart w:id="45" w:name="license"/>
+    <w:bookmarkEnd w:id="46"/>
+    <w:bookmarkStart w:id="47" w:name="license"/>
     <w:p>
       <w:pPr>
         <w:pStyle w:val="Heading2"/>
@@ -3667,8 +4725,8 @@
         <w:t xml:space="preserve">.</w:t>
       </w:r>
     </w:p>
-    <w:bookmarkEnd w:id="45"/>
-    <w:bookmarkEnd w:id="46"/>
+    <w:bookmarkEnd w:id="47"/>
+    <w:bookmarkEnd w:id="48"/>
     <w:sectPr>
       <w:footnotePr>
         <w:numRestart w:val="eachSect"/>

--- a/README.docx
+++ b/README.docx
@@ -10,7 +10,7 @@
         <w:t xml:space="preserve">README</w:t>
       </w:r>
     </w:p>
-    <w:bookmarkStart w:id="48" w:name="Xedc584d850759d955e0003f40922477068c9cd5"/>
+    <w:bookmarkStart w:id="49" w:name="Xedc584d850759d955e0003f40922477068c9cd5"/>
     <w:p>
       <w:pPr>
         <w:pStyle w:val="Heading1"/>
@@ -512,7 +512,7 @@
       </w:r>
     </w:p>
     <w:bookmarkEnd w:id="12"/>
-    <w:bookmarkStart w:id="14" w:name="install-one-liner"/>
+    <w:bookmarkStart w:id="15" w:name="install-one-liner"/>
     <w:p>
       <w:pPr>
         <w:pStyle w:val="Heading2"/>
@@ -1569,8 +1569,61 @@
         <w:t xml:space="preserve">.</w:t>
       </w:r>
     </w:p>
-    <w:bookmarkEnd w:id="14"/>
-    <w:bookmarkStart w:id="16" w:name="quick-install-one-command"/>
+    <w:p>
+      <w:pPr>
+        <w:pStyle w:val="BodyText"/>
+      </w:pPr>
+      <w:r>
+        <w:rPr>
+          <w:b/>
+          <w:bCs/>
+        </w:rPr>
+        <w:t xml:space="preserve">Hit a snag?</w:t>
+      </w:r>
+      <w:r>
+        <w:t xml:space="preserve"> </w:t>
+      </w:r>
+      <w:r>
+        <w:t xml:space="preserve">Rootless-Podman subuid/subgid exhaustion, the</w:t>
+      </w:r>
+      <w:r>
+        <w:t xml:space="preserve"> </w:t>
+      </w:r>
+      <w:r>
+        <w:t xml:space="preserve">containerized-vs-native build choice, and the SSH-keyed private-submodule</w:t>
+      </w:r>
+      <w:r>
+        <w:t xml:space="preserve"> </w:t>
+      </w:r>
+      <w:r>
+        <w:t xml:space="preserve">HTTPS-rewrite edge (</w:t>
+      </w:r>
+      <w:r>
+        <w:rPr>
+          <w:rStyle w:val="VerbatimChar"/>
+        </w:rPr>
+        <w:t xml:space="preserve">TMX_INSTALL_NO_HTTPS_REWRITE=1</w:t>
+      </w:r>
+      <w:r>
+        <w:t xml:space="preserve">) are covered in</w:t>
+      </w:r>
+      <w:r>
+        <w:t xml:space="preserve"> </w:t>
+      </w:r>
+      <w:hyperlink r:id="rId14">
+        <w:r>
+          <w:rPr>
+            <w:rStyle w:val="VerbatimChar"/>
+          </w:rPr>
+          <w:t xml:space="preserve">docs/guides/troubleshooting.md</w:t>
+        </w:r>
+      </w:hyperlink>
+      <w:r>
+        <w:t xml:space="preserve">.</w:t>
+      </w:r>
+    </w:p>
+    <w:bookmarkEnd w:id="15"/>
+    <w:bookmarkStart w:id="17" w:name="quick-install-one-command"/>
     <w:p>
       <w:pPr>
         <w:pStyle w:val="Heading2"/>
@@ -1941,7 +1994,7 @@
       <w:r>
         <w:t xml:space="preserve"> </w:t>
       </w:r>
-      <w:hyperlink r:id="rId15">
+      <w:hyperlink r:id="rId16">
         <w:r>
           <w:rPr>
             <w:rStyle w:val="VerbatimChar"/>
@@ -1953,8 +2006,8 @@
         <w:t xml:space="preserve">.</w:t>
       </w:r>
     </w:p>
-    <w:bookmarkEnd w:id="16"/>
-    <w:bookmarkStart w:id="17" w:name="Xf33adf0da9f018f252c6c7e83a88e7335205f69"/>
+    <w:bookmarkEnd w:id="17"/>
+    <w:bookmarkStart w:id="18" w:name="Xf33adf0da9f018f252c6c7e83a88e7335205f69"/>
     <w:p>
       <w:pPr>
         <w:pStyle w:val="Heading2"/>
@@ -2547,8 +2600,8 @@
         <w:t xml:space="preserve">. No bluff.</w:t>
       </w:r>
     </w:p>
-    <w:bookmarkEnd w:id="17"/>
-    <w:bookmarkStart w:id="18" w:name="what-you-get"/>
+    <w:bookmarkEnd w:id="18"/>
+    <w:bookmarkStart w:id="19" w:name="what-you-get"/>
     <w:p>
       <w:pPr>
         <w:pStyle w:val="Heading2"/>
@@ -3047,8 +3100,8 @@
         </w:tc>
       </w:tr>
     </w:tbl>
-    <w:bookmarkEnd w:id="18"/>
-    <w:bookmarkStart w:id="19" w:name="verification-gate"/>
+    <w:bookmarkEnd w:id="19"/>
+    <w:bookmarkStart w:id="20" w:name="verification-gate"/>
     <w:p>
       <w:pPr>
         <w:pStyle w:val="Heading2"/>
@@ -3408,8 +3461,8 @@
         <w:t xml:space="preserve">. The gate is not considered self-validating until every runnable mutation is caught.</w:t>
       </w:r>
     </w:p>
-    <w:bookmarkEnd w:id="19"/>
-    <w:bookmarkStart w:id="21" w:name="roadmap"/>
+    <w:bookmarkEnd w:id="20"/>
+    <w:bookmarkStart w:id="22" w:name="roadmap"/>
     <w:p>
       <w:pPr>
         <w:pStyle w:val="Heading2"/>
@@ -3428,7 +3481,7 @@
       <w:r>
         <w:t xml:space="preserve"> </w:t>
       </w:r>
-      <w:hyperlink r:id="rId20">
+      <w:hyperlink r:id="rId21">
         <w:r>
           <w:rPr>
             <w:rStyle w:val="VerbatimChar"/>
@@ -3510,8 +3563,8 @@
         <w:t xml:space="preserve">transparently creates the container</w:t>
       </w:r>
     </w:p>
-    <w:bookmarkEnd w:id="21"/>
-    <w:bookmarkStart w:id="42" w:name="documentation-map"/>
+    <w:bookmarkEnd w:id="22"/>
+    <w:bookmarkStart w:id="43" w:name="documentation-map"/>
     <w:p>
       <w:pPr>
         <w:pStyle w:val="Heading2"/>
@@ -3631,7 +3684,7 @@
             <w:pPr>
               <w:pStyle w:val="Compact"/>
             </w:pPr>
-            <w:hyperlink r:id="rId22">
+            <w:hyperlink r:id="rId23">
               <w:r>
                 <w:rPr>
                   <w:rStyle w:val="VerbatimChar"/>
@@ -3751,7 +3804,7 @@
             <w:pPr>
               <w:pStyle w:val="Compact"/>
             </w:pPr>
-            <w:hyperlink r:id="rId23">
+            <w:hyperlink r:id="rId24">
               <w:r>
                 <w:rPr>
                   <w:rStyle w:val="VerbatimChar"/>
@@ -3786,7 +3839,7 @@
             <w:pPr>
               <w:pStyle w:val="Compact"/>
             </w:pPr>
-            <w:hyperlink r:id="rId24">
+            <w:hyperlink r:id="rId25">
               <w:r>
                 <w:rPr>
                   <w:rStyle w:val="VerbatimChar"/>
@@ -3830,7 +3883,7 @@
             <w:pPr>
               <w:pStyle w:val="Compact"/>
             </w:pPr>
-            <w:hyperlink r:id="rId25">
+            <w:hyperlink r:id="rId26">
               <w:r>
                 <w:rPr>
                   <w:rStyle w:val="VerbatimChar"/>
@@ -3874,7 +3927,7 @@
             <w:pPr>
               <w:pStyle w:val="Compact"/>
             </w:pPr>
-            <w:hyperlink r:id="rId26">
+            <w:hyperlink r:id="rId27">
               <w:r>
                 <w:rPr>
                   <w:rStyle w:val="VerbatimChar"/>
@@ -3924,7 +3977,7 @@
             <w:pPr>
               <w:pStyle w:val="Compact"/>
             </w:pPr>
-            <w:hyperlink r:id="rId27">
+            <w:hyperlink r:id="rId28">
               <w:r>
                 <w:rPr>
                   <w:rStyle w:val="VerbatimChar"/>
@@ -3953,7 +4006,7 @@
             <w:pPr>
               <w:pStyle w:val="Compact"/>
             </w:pPr>
-            <w:hyperlink r:id="rId28">
+            <w:hyperlink r:id="rId29">
               <w:r>
                 <w:rPr>
                   <w:rStyle w:val="VerbatimChar"/>
@@ -3988,7 +4041,7 @@
             <w:pPr>
               <w:pStyle w:val="Compact"/>
             </w:pPr>
-            <w:hyperlink r:id="rId15">
+            <w:hyperlink r:id="rId16">
               <w:r>
                 <w:rPr>
                   <w:rStyle w:val="VerbatimChar"/>
@@ -4013,6 +4066,56 @@
               <w:pStyle w:val="Compact"/>
             </w:pPr>
             <w:r>
+              <w:t xml:space="preserve">Build &amp; install troubleshooting</w:t>
+            </w:r>
+          </w:p>
+        </w:tc>
+        <w:tc>
+          <w:tcPr/>
+          <w:p>
+            <w:pPr>
+              <w:pStyle w:val="Compact"/>
+            </w:pPr>
+            <w:hyperlink r:id="rId14">
+              <w:r>
+                <w:rPr>
+                  <w:rStyle w:val="VerbatimChar"/>
+                </w:rPr>
+                <w:t xml:space="preserve">docs/guides/troubleshooting.md</w:t>
+              </w:r>
+            </w:hyperlink>
+            <w:r>
+              <w:t xml:space="preserve"> </w:t>
+            </w:r>
+            <w:r>
+              <w:t xml:space="preserve">— rootless-Podman subuid fix, containerized-vs-native build, private-submodule HTTPS-rewrite edge,</w:t>
+            </w:r>
+            <w:r>
+              <w:t xml:space="preserve"> </w:t>
+            </w:r>
+            <w:r>
+              <w:rPr>
+                <w:rStyle w:val="VerbatimChar"/>
+              </w:rPr>
+              <w:t xml:space="preserve">.local-deps/</w:t>
+            </w:r>
+            <w:r>
+              <w:t xml:space="preserve"> </w:t>
+            </w:r>
+            <w:r>
+              <w:t xml:space="preserve">obtain</w:t>
+            </w:r>
+          </w:p>
+        </w:tc>
+      </w:tr>
+      <w:tr>
+        <w:tc>
+          <w:tcPr/>
+          <w:p>
+            <w:pPr>
+              <w:pStyle w:val="Compact"/>
+            </w:pPr>
+            <w:r>
               <w:t xml:space="preserve">Architecture plans</w:t>
             </w:r>
           </w:p>
@@ -4023,7 +4126,7 @@
             <w:pPr>
               <w:pStyle w:val="Compact"/>
             </w:pPr>
-            <w:hyperlink r:id="rId29">
+            <w:hyperlink r:id="rId30">
               <w:r>
                 <w:rPr>
                   <w:rStyle w:val="VerbatimChar"/>
@@ -4055,7 +4158,7 @@
             <w:pPr>
               <w:pStyle w:val="Compact"/>
             </w:pPr>
-            <w:hyperlink r:id="rId30">
+            <w:hyperlink r:id="rId31">
               <w:r>
                 <w:rPr>
                   <w:rStyle w:val="VerbatimChar"/>
@@ -4087,7 +4190,7 @@
             <w:pPr>
               <w:pStyle w:val="Compact"/>
             </w:pPr>
-            <w:hyperlink r:id="rId20">
+            <w:hyperlink r:id="rId21">
               <w:r>
                 <w:rPr>
                   <w:rStyle w:val="VerbatimChar"/>
@@ -4122,7 +4225,7 @@
             <w:pPr>
               <w:pStyle w:val="Compact"/>
             </w:pPr>
-            <w:hyperlink r:id="rId31">
+            <w:hyperlink r:id="rId32">
               <w:r>
                 <w:rPr>
                   <w:rStyle w:val="VerbatimChar"/>
@@ -4157,7 +4260,7 @@
             <w:pPr>
               <w:pStyle w:val="Compact"/>
             </w:pPr>
-            <w:hyperlink r:id="rId32">
+            <w:hyperlink r:id="rId33">
               <w:r>
                 <w:rPr>
                   <w:rStyle w:val="VerbatimChar"/>
@@ -4192,7 +4295,7 @@
             <w:pPr>
               <w:pStyle w:val="Compact"/>
             </w:pPr>
-            <w:hyperlink r:id="rId33">
+            <w:hyperlink r:id="rId34">
               <w:r>
                 <w:rPr>
                   <w:rStyle w:val="VerbatimChar"/>
@@ -4221,7 +4324,7 @@
             <w:r>
               <w:t xml:space="preserve"> </w:t>
             </w:r>
-            <w:hyperlink r:id="rId34">
+            <w:hyperlink r:id="rId35">
               <w:r>
                 <w:rPr>
                   <w:rStyle w:val="VerbatimChar"/>
@@ -4235,7 +4338,7 @@
             <w:r>
               <w:t xml:space="preserve"> </w:t>
             </w:r>
-            <w:hyperlink r:id="rId35">
+            <w:hyperlink r:id="rId36">
               <w:r>
                 <w:rPr>
                   <w:rStyle w:val="VerbatimChar"/>
@@ -4249,7 +4352,7 @@
             <w:r>
               <w:t xml:space="preserve"> </w:t>
             </w:r>
-            <w:hyperlink r:id="rId36">
+            <w:hyperlink r:id="rId37">
               <w:r>
                 <w:rPr>
                   <w:rStyle w:val="VerbatimChar"/>
@@ -4284,7 +4387,7 @@
             <w:pPr>
               <w:pStyle w:val="Compact"/>
             </w:pPr>
-            <w:hyperlink r:id="rId37">
+            <w:hyperlink r:id="rId38">
               <w:r>
                 <w:rPr>
                   <w:rStyle w:val="VerbatimChar"/>
@@ -4340,7 +4443,7 @@
             <w:pPr>
               <w:pStyle w:val="Compact"/>
             </w:pPr>
-            <w:hyperlink r:id="rId38">
+            <w:hyperlink r:id="rId39">
               <w:r>
                 <w:rPr>
                   <w:rStyle w:val="VerbatimChar"/>
@@ -4375,7 +4478,7 @@
             <w:pPr>
               <w:pStyle w:val="Compact"/>
             </w:pPr>
-            <w:hyperlink r:id="rId39">
+            <w:hyperlink r:id="rId40">
               <w:r>
                 <w:rPr>
                   <w:rStyle w:val="VerbatimChar"/>
@@ -4392,7 +4495,7 @@
             <w:r>
               <w:t xml:space="preserve"> </w:t>
             </w:r>
-            <w:hyperlink r:id="rId40">
+            <w:hyperlink r:id="rId41">
               <w:r>
                 <w:rPr>
                   <w:rStyle w:val="VerbatimChar"/>
@@ -4427,7 +4530,7 @@
             <w:pPr>
               <w:pStyle w:val="Compact"/>
             </w:pPr>
-            <w:hyperlink r:id="rId41">
+            <w:hyperlink r:id="rId42">
               <w:r>
                 <w:rPr>
                   <w:rStyle w:val="VerbatimChar"/>
@@ -4445,8 +4548,8 @@
         </w:tc>
       </w:tr>
     </w:tbl>
-    <w:bookmarkEnd w:id="42"/>
-    <w:bookmarkStart w:id="44" w:name="repository-conventions"/>
+    <w:bookmarkEnd w:id="43"/>
+    <w:bookmarkStart w:id="45" w:name="repository-conventions"/>
     <w:p>
       <w:pPr>
         <w:pStyle w:val="Heading2"/>
@@ -4595,7 +4698,7 @@
       <w:r>
         <w:t xml:space="preserve"> </w:t>
       </w:r>
-      <w:hyperlink r:id="rId43">
+      <w:hyperlink r:id="rId44">
         <w:r>
           <w:rPr>
             <w:rStyle w:val="VerbatimChar"/>
@@ -4610,8 +4713,8 @@
         <w:t xml:space="preserve">§11.4.</w:t>
       </w:r>
     </w:p>
-    <w:bookmarkEnd w:id="44"/>
-    <w:bookmarkStart w:id="46" w:name="codegraph-code-intelligence"/>
+    <w:bookmarkEnd w:id="45"/>
+    <w:bookmarkStart w:id="47" w:name="codegraph-code-intelligence"/>
     <w:p>
       <w:pPr>
         <w:pStyle w:val="Heading2"/>
@@ -4630,7 +4733,7 @@
       <w:r>
         <w:t xml:space="preserve"> </w:t>
       </w:r>
-      <w:hyperlink r:id="rId45">
+      <w:hyperlink r:id="rId46">
         <w:r>
           <w:rPr>
             <w:rStyle w:val="Hyperlink"/>
@@ -4674,7 +4777,7 @@
       <w:r>
         <w:t xml:space="preserve"> </w:t>
       </w:r>
-      <w:hyperlink r:id="rId28">
+      <w:hyperlink r:id="rId29">
         <w:r>
           <w:rPr>
             <w:rStyle w:val="VerbatimChar"/>
@@ -4695,8 +4798,8 @@
         <w:t xml:space="preserve">the install + per-agent wiring contract.</w:t>
       </w:r>
     </w:p>
-    <w:bookmarkEnd w:id="46"/>
-    <w:bookmarkStart w:id="47" w:name="license"/>
+    <w:bookmarkEnd w:id="47"/>
+    <w:bookmarkStart w:id="48" w:name="license"/>
     <w:p>
       <w:pPr>
         <w:pStyle w:val="Heading2"/>
@@ -4725,8 +4828,8 @@
         <w:t xml:space="preserve">.</w:t>
       </w:r>
     </w:p>
-    <w:bookmarkEnd w:id="47"/>
     <w:bookmarkEnd w:id="48"/>
+    <w:bookmarkEnd w:id="49"/>
     <w:sectPr>
       <w:footnotePr>
         <w:numRestart w:val="eachSect"/>

--- a/README.docx
+++ b/README.docx
@@ -2,24 +2,247 @@
 <file path=word/document.xml><?xml version="1.0" encoding="utf-8"?>
 <w:document xmlns:w="http://schemas.openxmlformats.org/wordprocessingml/2006/main" xmlns:m="http://schemas.openxmlformats.org/officeDocument/2006/math" xmlns:r="http://schemas.openxmlformats.org/officeDocument/2006/relationships" xmlns:o="urn:schemas-microsoft-com:office:office" xmlns:v="urn:schemas-microsoft-com:vml" xmlns:w10="urn:schemas-microsoft-com:office:word" xmlns:a="http://schemas.openxmlformats.org/drawingml/2006/main" xmlns:pic="http://schemas.openxmlformats.org/drawingml/2006/picture" xmlns:wp="http://schemas.openxmlformats.org/drawingml/2006/wordprocessingDrawing">
   <w:body>
+    <w:bookmarkStart w:id="52" w:name="Xedc584d850759d955e0003f40922477068c9cd5"/>
     <w:p>
       <w:pPr>
-        <w:pStyle w:val="Title"/>
-      </w:pPr>
-      <w:r>
-        <w:t xml:space="preserve">README</w:t>
+        <w:pStyle w:val="Heading1"/>
+      </w:pPr>
+      <w:r>
+        <w:t xml:space="preserve">vasic-digital tmux — optimized + verified containerized build</w:t>
       </w:r>
     </w:p>
-    <w:bookmarkStart w:id="49" w:name="Xedc584d850759d955e0003f40922477068c9cd5"/>
+    <w:bookmarkStart w:id="11" w:name="Xaff7ddc6189bb6033ab4c830a6930d2d0b240c6"/>
     <w:p>
       <w:pPr>
-        <w:pStyle w:val="Heading1"/>
-      </w:pPr>
-      <w:r>
-        <w:t xml:space="preserve">vasic-digital tmux — optimized + verified containerized build</w:t>
+        <w:pStyle w:val="Heading2"/>
+      </w:pPr>
+      <w:r>
+        <w:t xml:space="preserve">What's new — interactive wizard + session passwords (2026-07-05)</w:t>
       </w:r>
     </w:p>
-    <w:bookmarkStart w:id="12" w:name="whats-new-in-v1015--v1016-2026-05-28"/>
+    <w:tbl>
+      <w:tblPr>
+        <w:tblStyle w:val="Table"/>
+        <w:tblW w:type="auto" w:w="0"/>
+        <w:tblLook w:firstRow="1" w:lastRow="0" w:firstColumn="0" w:lastColumn="0" w:noHBand="0" w:noVBand="0" w:val="0020"/>
+      </w:tblPr>
+      <w:tblGrid>
+        <w:gridCol w:w="3960"/>
+        <w:gridCol w:w="3960"/>
+      </w:tblGrid>
+      <w:tr>
+        <w:trPr>
+          <w:tblHeader w:val="on"/>
+        </w:trPr>
+        <w:tc>
+          <w:tcPr/>
+          <w:p>
+            <w:pPr>
+              <w:pStyle w:val="Compact"/>
+            </w:pPr>
+            <w:r>
+              <w:t xml:space="preserve">Capability</w:t>
+            </w:r>
+          </w:p>
+        </w:tc>
+        <w:tc>
+          <w:tcPr/>
+          <w:p>
+            <w:pPr>
+              <w:pStyle w:val="Compact"/>
+            </w:pPr>
+            <w:r>
+              <w:t xml:space="preserve">Behavior</w:t>
+            </w:r>
+          </w:p>
+        </w:tc>
+      </w:tr>
+      <w:tr>
+        <w:tc>
+          <w:tcPr/>
+          <w:p>
+            <w:pPr>
+              <w:pStyle w:val="Compact"/>
+            </w:pPr>
+            <w:r>
+              <w:t xml:space="preserve">Session password</w:t>
+            </w:r>
+          </w:p>
+        </w:tc>
+        <w:tc>
+          <w:tcPr/>
+          <w:p>
+            <w:pPr>
+              <w:pStyle w:val="Compact"/>
+            </w:pPr>
+            <w:r>
+              <w:t xml:space="preserve">Interactive</w:t>
+            </w:r>
+            <w:r>
+              <w:t xml:space="preserve"> </w:t>
+            </w:r>
+            <w:r>
+              <w:rPr>
+                <w:rStyle w:val="VerbatimChar"/>
+              </w:rPr>
+              <w:t xml:space="preserve">tmx new -s NAME</w:t>
+            </w:r>
+            <w:r>
+              <w:t xml:space="preserve"> </w:t>
+            </w:r>
+            <w:r>
+              <w:t xml:space="preserve">(or via wizard) prompts for a password + confirmation ONLY when NAME has never been protected before; reopening an already-protected NAME (even after an idle recycle) verifies the existing password once.</w:t>
+            </w:r>
+            <w:r>
+              <w:t xml:space="preserve"> </w:t>
+            </w:r>
+            <w:r>
+              <w:rPr>
+                <w:rStyle w:val="VerbatimChar"/>
+              </w:rPr>
+              <w:t xml:space="preserve">-d</w:t>
+            </w:r>
+            <w:r>
+              <w:t xml:space="preserve">/non-interactive creation never prompts.</w:t>
+            </w:r>
+          </w:p>
+        </w:tc>
+      </w:tr>
+      <w:tr>
+        <w:tc>
+          <w:tcPr/>
+          <w:p>
+            <w:pPr>
+              <w:pStyle w:val="Compact"/>
+            </w:pPr>
+            <w:r>
+              <w:t xml:space="preserve">Interactive wizard</w:t>
+            </w:r>
+          </w:p>
+        </w:tc>
+        <w:tc>
+          <w:tcPr/>
+          <w:p>
+            <w:pPr>
+              <w:pStyle w:val="Compact"/>
+            </w:pPr>
+            <w:r>
+              <w:t xml:space="preserve">Typing a name at the login-shell prompt always creates</w:t>
+            </w:r>
+            <w:r>
+              <w:t xml:space="preserve"> </w:t>
+            </w:r>
+            <w:r>
+              <w:rPr>
+                <w:rStyle w:val="VerbatimChar"/>
+              </w:rPr>
+              <w:t xml:space="preserve">name-NNNN</w:t>
+            </w:r>
+            <w:r>
+              <w:t xml:space="preserve"> </w:t>
+            </w:r>
+            <w:r>
+              <w:t xml:space="preserve">(4 random digits); pressing Enter with existing sessions present offers a numbered picker (</w:t>
+            </w:r>
+            <w:r>
+              <w:rPr>
+                <w:rStyle w:val="VerbatimChar"/>
+              </w:rPr>
+              <w:t xml:space="preserve">1..N</w:t>
+            </w:r>
+            <w:r>
+              <w:t xml:space="preserve">) +</w:t>
+            </w:r>
+            <w:r>
+              <w:t xml:space="preserve"> </w:t>
+            </w:r>
+            <w:r>
+              <w:rPr>
+                <w:rStyle w:val="VerbatimChar"/>
+              </w:rPr>
+              <w:t xml:space="preserve">0) None</w:t>
+            </w:r>
+            <w:r>
+              <w:t xml:space="preserve">.</w:t>
+            </w:r>
+            <w:r>
+              <w:t xml:space="preserve"> </w:t>
+            </w:r>
+            <w:r>
+              <w:rPr>
+                <w:rStyle w:val="VerbatimChar"/>
+              </w:rPr>
+              <w:t xml:space="preserve">TMX_EXACT_NAME=1</w:t>
+            </w:r>
+            <w:r>
+              <w:t xml:space="preserve"> </w:t>
+            </w:r>
+            <w:r>
+              <w:t xml:space="preserve">suppresses the suffix for scripts.</w:t>
+            </w:r>
+          </w:p>
+        </w:tc>
+      </w:tr>
+    </w:tbl>
+    <w:p>
+      <w:pPr>
+        <w:pStyle w:val="BodyText"/>
+      </w:pPr>
+      <w:r>
+        <w:t xml:space="preserve">All password input is masked with</w:t>
+      </w:r>
+      <w:r>
+        <w:t xml:space="preserve"> </w:t>
+      </w:r>
+      <w:r>
+        <w:rPr>
+          <w:rStyle w:val="VerbatimChar"/>
+        </w:rPr>
+        <w:t xml:space="preserve">*</w:t>
+      </w:r>
+      <w:r>
+        <w:t xml:space="preserve"> </w:t>
+      </w:r>
+      <w:r>
+        <w:t xml:space="preserve">while typing. Full guide:</w:t>
+      </w:r>
+      <w:r>
+        <w:t xml:space="preserve"> </w:t>
+      </w:r>
+      <w:hyperlink r:id="rId9">
+        <w:r>
+          <w:rPr>
+            <w:rStyle w:val="VerbatimChar"/>
+          </w:rPr>
+          <w:t xml:space="preserve">docs/guides/tmx-session-passwords.md</w:t>
+        </w:r>
+      </w:hyperlink>
+      <w:r>
+        <w:t xml:space="preserve">;</w:t>
+      </w:r>
+      <w:r>
+        <w:t xml:space="preserve"> </w:t>
+      </w:r>
+      <w:r>
+        <w:t xml:space="preserve">wizard details in</w:t>
+      </w:r>
+      <w:r>
+        <w:t xml:space="preserve"> </w:t>
+      </w:r>
+      <w:hyperlink r:id="rId10">
+        <w:r>
+          <w:rPr>
+            <w:rStyle w:val="VerbatimChar"/>
+          </w:rPr>
+          <w:t xml:space="preserve">docs/guides/tmx-shell-integration.md</w:t>
+        </w:r>
+      </w:hyperlink>
+      <w:r>
+        <w:t xml:space="preserve">.</w:t>
+      </w:r>
+    </w:p>
+    <w:bookmarkEnd w:id="11"/>
+    <w:bookmarkStart w:id="15" w:name="whats-new-in-v1015--v1016-2026-05-28"/>
     <w:p>
       <w:pPr>
         <w:pStyle w:val="Heading2"/>
@@ -145,7 +368,7 @@
       <w:r>
         <w:t xml:space="preserve"> </w:t>
       </w:r>
-      <w:hyperlink r:id="rId9">
+      <w:hyperlink r:id="rId12">
         <w:r>
           <w:rPr>
             <w:rStyle w:val="VerbatimChar"/>
@@ -290,7 +513,7 @@
       <w:r>
         <w:t xml:space="preserve"> </w:t>
       </w:r>
-      <w:hyperlink r:id="rId10">
+      <w:hyperlink r:id="rId13">
         <w:r>
           <w:rPr>
             <w:rStyle w:val="VerbatimChar"/>
@@ -404,7 +627,7 @@
       <w:r>
         <w:t xml:space="preserve"> </w:t>
       </w:r>
-      <w:hyperlink r:id="rId11">
+      <w:hyperlink r:id="rId14">
         <w:r>
           <w:rPr>
             <w:rStyle w:val="VerbatimChar"/>
@@ -511,8 +734,8 @@
         <w:t xml:space="preserve">files, real session output), backed by a §11.4.4 layer-4 paired-mutation harness that proves the gates aren't themselves bluffs. SKIPs document precondition gates (CAP_SYS_RESOURCE, libjemalloc presence, destructive-test opt-in) explicitly. No PASS-bluffs.</w:t>
       </w:r>
     </w:p>
-    <w:bookmarkEnd w:id="12"/>
-    <w:bookmarkStart w:id="15" w:name="install-one-liner"/>
+    <w:bookmarkEnd w:id="15"/>
+    <w:bookmarkStart w:id="18" w:name="install-one-liner"/>
     <w:p>
       <w:pPr>
         <w:pStyle w:val="Heading2"/>
@@ -1557,7 +1780,7 @@
       <w:r>
         <w:t xml:space="preserve"> </w:t>
       </w:r>
-      <w:hyperlink r:id="rId13">
+      <w:hyperlink r:id="rId16">
         <w:r>
           <w:rPr>
             <w:rStyle w:val="VerbatimChar"/>
@@ -1610,7 +1833,7 @@
       <w:r>
         <w:t xml:space="preserve"> </w:t>
       </w:r>
-      <w:hyperlink r:id="rId14">
+      <w:hyperlink r:id="rId17">
         <w:r>
           <w:rPr>
             <w:rStyle w:val="VerbatimChar"/>
@@ -1622,8 +1845,8 @@
         <w:t xml:space="preserve">.</w:t>
       </w:r>
     </w:p>
-    <w:bookmarkEnd w:id="15"/>
-    <w:bookmarkStart w:id="17" w:name="quick-install-one-command"/>
+    <w:bookmarkEnd w:id="18"/>
+    <w:bookmarkStart w:id="20" w:name="quick-install-one-command"/>
     <w:p>
       <w:pPr>
         <w:pStyle w:val="Heading2"/>
@@ -1994,7 +2217,7 @@
       <w:r>
         <w:t xml:space="preserve"> </w:t>
       </w:r>
-      <w:hyperlink r:id="rId16">
+      <w:hyperlink r:id="rId19">
         <w:r>
           <w:rPr>
             <w:rStyle w:val="VerbatimChar"/>
@@ -2006,8 +2229,8 @@
         <w:t xml:space="preserve">.</w:t>
       </w:r>
     </w:p>
-    <w:bookmarkEnd w:id="17"/>
-    <w:bookmarkStart w:id="18" w:name="Xf33adf0da9f018f252c6c7e83a88e7335205f69"/>
+    <w:bookmarkEnd w:id="20"/>
+    <w:bookmarkStart w:id="21" w:name="Xf33adf0da9f018f252c6c7e83a88e7335205f69"/>
     <w:p>
       <w:pPr>
         <w:pStyle w:val="Heading2"/>
@@ -2600,8 +2823,8 @@
         <w:t xml:space="preserve">. No bluff.</w:t>
       </w:r>
     </w:p>
-    <w:bookmarkEnd w:id="18"/>
-    <w:bookmarkStart w:id="19" w:name="what-you-get"/>
+    <w:bookmarkEnd w:id="21"/>
+    <w:bookmarkStart w:id="22" w:name="what-you-get"/>
     <w:p>
       <w:pPr>
         <w:pStyle w:val="Heading2"/>
@@ -3100,8 +3323,8 @@
         </w:tc>
       </w:tr>
     </w:tbl>
-    <w:bookmarkEnd w:id="19"/>
-    <w:bookmarkStart w:id="20" w:name="verification-gate"/>
+    <w:bookmarkEnd w:id="22"/>
+    <w:bookmarkStart w:id="23" w:name="verification-gate"/>
     <w:p>
       <w:pPr>
         <w:pStyle w:val="Heading2"/>
@@ -3461,8 +3684,8 @@
         <w:t xml:space="preserve">. The gate is not considered self-validating until every runnable mutation is caught.</w:t>
       </w:r>
     </w:p>
-    <w:bookmarkEnd w:id="20"/>
-    <w:bookmarkStart w:id="22" w:name="roadmap"/>
+    <w:bookmarkEnd w:id="23"/>
+    <w:bookmarkStart w:id="25" w:name="roadmap"/>
     <w:p>
       <w:pPr>
         <w:pStyle w:val="Heading2"/>
@@ -3481,7 +3704,7 @@
       <w:r>
         <w:t xml:space="preserve"> </w:t>
       </w:r>
-      <w:hyperlink r:id="rId21">
+      <w:hyperlink r:id="rId24">
         <w:r>
           <w:rPr>
             <w:rStyle w:val="VerbatimChar"/>
@@ -3563,8 +3786,8 @@
         <w:t xml:space="preserve">transparently creates the container</w:t>
       </w:r>
     </w:p>
-    <w:bookmarkEnd w:id="22"/>
-    <w:bookmarkStart w:id="43" w:name="documentation-map"/>
+    <w:bookmarkEnd w:id="25"/>
+    <w:bookmarkStart w:id="46" w:name="documentation-map"/>
     <w:p>
       <w:pPr>
         <w:pStyle w:val="Heading2"/>
@@ -3684,7 +3907,7 @@
             <w:pPr>
               <w:pStyle w:val="Compact"/>
             </w:pPr>
-            <w:hyperlink r:id="rId23">
+            <w:hyperlink r:id="rId26">
               <w:r>
                 <w:rPr>
                   <w:rStyle w:val="VerbatimChar"/>
@@ -3719,7 +3942,7 @@
             <w:pPr>
               <w:pStyle w:val="Compact"/>
             </w:pPr>
-            <w:hyperlink r:id="rId9">
+            <w:hyperlink r:id="rId12">
               <w:r>
                 <w:rPr>
                   <w:rStyle w:val="VerbatimChar"/>
@@ -3754,7 +3977,7 @@
             <w:pPr>
               <w:pStyle w:val="Compact"/>
             </w:pPr>
-            <w:hyperlink r:id="rId10">
+            <w:hyperlink r:id="rId13">
               <w:r>
                 <w:rPr>
                   <w:rStyle w:val="VerbatimChar"/>
@@ -3804,7 +4027,7 @@
             <w:pPr>
               <w:pStyle w:val="Compact"/>
             </w:pPr>
-            <w:hyperlink r:id="rId24">
+            <w:hyperlink r:id="rId27">
               <w:r>
                 <w:rPr>
                   <w:rStyle w:val="VerbatimChar"/>
@@ -3839,7 +4062,7 @@
             <w:pPr>
               <w:pStyle w:val="Compact"/>
             </w:pPr>
-            <w:hyperlink r:id="rId25">
+            <w:hyperlink r:id="rId10">
               <w:r>
                 <w:rPr>
                   <w:rStyle w:val="VerbatimChar"/>
@@ -3862,6 +4085,12 @@
               </w:rPr>
               <w:t xml:space="preserve">tmx-shell-init.sh</w:t>
             </w:r>
+            <w:r>
+              <w:t xml:space="preserve"> </w:t>
+            </w:r>
+            <w:r>
+              <w:t xml:space="preserve">(incl. 2026-07-05 wizard redesign: random-suffix create + existing-session picker)</w:t>
+            </w:r>
           </w:p>
         </w:tc>
       </w:tr>
@@ -3873,6 +4102,76 @@
               <w:pStyle w:val="Compact"/>
             </w:pPr>
             <w:r>
+              <w:t xml:space="preserve">Session passwords (2026-07-05)</w:t>
+            </w:r>
+          </w:p>
+        </w:tc>
+        <w:tc>
+          <w:tcPr/>
+          <w:p>
+            <w:pPr>
+              <w:pStyle w:val="Compact"/>
+            </w:pPr>
+            <w:hyperlink r:id="rId9">
+              <w:r>
+                <w:rPr>
+                  <w:rStyle w:val="VerbatimChar"/>
+                </w:rPr>
+                <w:t xml:space="preserve">docs/guides/tmx-session-passwords.md</w:t>
+              </w:r>
+            </w:hyperlink>
+            <w:r>
+              <w:t xml:space="preserve"> </w:t>
+            </w:r>
+            <w:r>
+              <w:t xml:space="preserve">— create/confirm flow, masked input, single-prompt reopen, delete-reset, decision-flow diagram</w:t>
+            </w:r>
+          </w:p>
+        </w:tc>
+      </w:tr>
+      <w:tr>
+        <w:tc>
+          <w:tcPr/>
+          <w:p>
+            <w:pPr>
+              <w:pStyle w:val="Compact"/>
+            </w:pPr>
+            <w:r>
+              <w:t xml:space="preserve">Operator FAQ</w:t>
+            </w:r>
+          </w:p>
+        </w:tc>
+        <w:tc>
+          <w:tcPr/>
+          <w:p>
+            <w:pPr>
+              <w:pStyle w:val="Compact"/>
+            </w:pPr>
+            <w:hyperlink r:id="rId28">
+              <w:r>
+                <w:rPr>
+                  <w:rStyle w:val="VerbatimChar"/>
+                </w:rPr>
+                <w:t xml:space="preserve">docs/guides/FAQ.md</w:t>
+              </w:r>
+            </w:hyperlink>
+            <w:r>
+              <w:t xml:space="preserve"> </w:t>
+            </w:r>
+            <w:r>
+              <w:t xml:space="preserve">— double-password-prompt history, exact-name scripting, existing-session picker</w:t>
+            </w:r>
+          </w:p>
+        </w:tc>
+      </w:tr>
+      <w:tr>
+        <w:tc>
+          <w:tcPr/>
+          <w:p>
+            <w:pPr>
+              <w:pStyle w:val="Compact"/>
+            </w:pPr>
+            <w:r>
               <w:t xml:space="preserve">v1.0.9 state daemon</w:t>
             </w:r>
           </w:p>
@@ -3883,7 +4182,7 @@
             <w:pPr>
               <w:pStyle w:val="Compact"/>
             </w:pPr>
-            <w:hyperlink r:id="rId26">
+            <w:hyperlink r:id="rId29">
               <w:r>
                 <w:rPr>
                   <w:rStyle w:val="VerbatimChar"/>
@@ -3927,7 +4226,7 @@
             <w:pPr>
               <w:pStyle w:val="Compact"/>
             </w:pPr>
-            <w:hyperlink r:id="rId27">
+            <w:hyperlink r:id="rId30">
               <w:r>
                 <w:rPr>
                   <w:rStyle w:val="VerbatimChar"/>
@@ -3977,7 +4276,7 @@
             <w:pPr>
               <w:pStyle w:val="Compact"/>
             </w:pPr>
-            <w:hyperlink r:id="rId28">
+            <w:hyperlink r:id="rId31">
               <w:r>
                 <w:rPr>
                   <w:rStyle w:val="VerbatimChar"/>
@@ -4006,7 +4305,7 @@
             <w:pPr>
               <w:pStyle w:val="Compact"/>
             </w:pPr>
-            <w:hyperlink r:id="rId29">
+            <w:hyperlink r:id="rId32">
               <w:r>
                 <w:rPr>
                   <w:rStyle w:val="VerbatimChar"/>
@@ -4041,7 +4340,7 @@
             <w:pPr>
               <w:pStyle w:val="Compact"/>
             </w:pPr>
-            <w:hyperlink r:id="rId16">
+            <w:hyperlink r:id="rId19">
               <w:r>
                 <w:rPr>
                   <w:rStyle w:val="VerbatimChar"/>
@@ -4076,7 +4375,7 @@
             <w:pPr>
               <w:pStyle w:val="Compact"/>
             </w:pPr>
-            <w:hyperlink r:id="rId14">
+            <w:hyperlink r:id="rId17">
               <w:r>
                 <w:rPr>
                   <w:rStyle w:val="VerbatimChar"/>
@@ -4126,7 +4425,7 @@
             <w:pPr>
               <w:pStyle w:val="Compact"/>
             </w:pPr>
-            <w:hyperlink r:id="rId30">
+            <w:hyperlink r:id="rId33">
               <w:r>
                 <w:rPr>
                   <w:rStyle w:val="VerbatimChar"/>
@@ -4158,7 +4457,7 @@
             <w:pPr>
               <w:pStyle w:val="Compact"/>
             </w:pPr>
-            <w:hyperlink r:id="rId31">
+            <w:hyperlink r:id="rId34">
               <w:r>
                 <w:rPr>
                   <w:rStyle w:val="VerbatimChar"/>
@@ -4190,7 +4489,7 @@
             <w:pPr>
               <w:pStyle w:val="Compact"/>
             </w:pPr>
-            <w:hyperlink r:id="rId21">
+            <w:hyperlink r:id="rId24">
               <w:r>
                 <w:rPr>
                   <w:rStyle w:val="VerbatimChar"/>
@@ -4225,7 +4524,7 @@
             <w:pPr>
               <w:pStyle w:val="Compact"/>
             </w:pPr>
-            <w:hyperlink r:id="rId32">
+            <w:hyperlink r:id="rId35">
               <w:r>
                 <w:rPr>
                   <w:rStyle w:val="VerbatimChar"/>
@@ -4260,7 +4559,7 @@
             <w:pPr>
               <w:pStyle w:val="Compact"/>
             </w:pPr>
-            <w:hyperlink r:id="rId33">
+            <w:hyperlink r:id="rId36">
               <w:r>
                 <w:rPr>
                   <w:rStyle w:val="VerbatimChar"/>
@@ -4295,7 +4594,7 @@
             <w:pPr>
               <w:pStyle w:val="Compact"/>
             </w:pPr>
-            <w:hyperlink r:id="rId34">
+            <w:hyperlink r:id="rId37">
               <w:r>
                 <w:rPr>
                   <w:rStyle w:val="VerbatimChar"/>
@@ -4324,7 +4623,7 @@
             <w:r>
               <w:t xml:space="preserve"> </w:t>
             </w:r>
-            <w:hyperlink r:id="rId35">
+            <w:hyperlink r:id="rId38">
               <w:r>
                 <w:rPr>
                   <w:rStyle w:val="VerbatimChar"/>
@@ -4338,7 +4637,7 @@
             <w:r>
               <w:t xml:space="preserve"> </w:t>
             </w:r>
-            <w:hyperlink r:id="rId36">
+            <w:hyperlink r:id="rId39">
               <w:r>
                 <w:rPr>
                   <w:rStyle w:val="VerbatimChar"/>
@@ -4352,7 +4651,7 @@
             <w:r>
               <w:t xml:space="preserve"> </w:t>
             </w:r>
-            <w:hyperlink r:id="rId37">
+            <w:hyperlink r:id="rId40">
               <w:r>
                 <w:rPr>
                   <w:rStyle w:val="VerbatimChar"/>
@@ -4387,7 +4686,7 @@
             <w:pPr>
               <w:pStyle w:val="Compact"/>
             </w:pPr>
-            <w:hyperlink r:id="rId38">
+            <w:hyperlink r:id="rId41">
               <w:r>
                 <w:rPr>
                   <w:rStyle w:val="VerbatimChar"/>
@@ -4443,7 +4742,7 @@
             <w:pPr>
               <w:pStyle w:val="Compact"/>
             </w:pPr>
-            <w:hyperlink r:id="rId39">
+            <w:hyperlink r:id="rId42">
               <w:r>
                 <w:rPr>
                   <w:rStyle w:val="VerbatimChar"/>
@@ -4478,7 +4777,7 @@
             <w:pPr>
               <w:pStyle w:val="Compact"/>
             </w:pPr>
-            <w:hyperlink r:id="rId40">
+            <w:hyperlink r:id="rId43">
               <w:r>
                 <w:rPr>
                   <w:rStyle w:val="VerbatimChar"/>
@@ -4495,7 +4794,7 @@
             <w:r>
               <w:t xml:space="preserve"> </w:t>
             </w:r>
-            <w:hyperlink r:id="rId41">
+            <w:hyperlink r:id="rId44">
               <w:r>
                 <w:rPr>
                   <w:rStyle w:val="VerbatimChar"/>
@@ -4530,7 +4829,7 @@
             <w:pPr>
               <w:pStyle w:val="Compact"/>
             </w:pPr>
-            <w:hyperlink r:id="rId42">
+            <w:hyperlink r:id="rId45">
               <w:r>
                 <w:rPr>
                   <w:rStyle w:val="VerbatimChar"/>
@@ -4548,8 +4847,8 @@
         </w:tc>
       </w:tr>
     </w:tbl>
-    <w:bookmarkEnd w:id="43"/>
-    <w:bookmarkStart w:id="45" w:name="repository-conventions"/>
+    <w:bookmarkEnd w:id="46"/>
+    <w:bookmarkStart w:id="48" w:name="repository-conventions"/>
     <w:p>
       <w:pPr>
         <w:pStyle w:val="Heading2"/>
@@ -4698,7 +4997,7 @@
       <w:r>
         <w:t xml:space="preserve"> </w:t>
       </w:r>
-      <w:hyperlink r:id="rId44">
+      <w:hyperlink r:id="rId47">
         <w:r>
           <w:rPr>
             <w:rStyle w:val="VerbatimChar"/>
@@ -4713,8 +5012,8 @@
         <w:t xml:space="preserve">§11.4.</w:t>
       </w:r>
     </w:p>
-    <w:bookmarkEnd w:id="45"/>
-    <w:bookmarkStart w:id="47" w:name="codegraph-code-intelligence"/>
+    <w:bookmarkEnd w:id="48"/>
+    <w:bookmarkStart w:id="50" w:name="codegraph-code-intelligence"/>
     <w:p>
       <w:pPr>
         <w:pStyle w:val="Heading2"/>
@@ -4733,7 +5032,7 @@
       <w:r>
         <w:t xml:space="preserve"> </w:t>
       </w:r>
-      <w:hyperlink r:id="rId46">
+      <w:hyperlink r:id="rId49">
         <w:r>
           <w:rPr>
             <w:rStyle w:val="Hyperlink"/>
@@ -4777,7 +5076,7 @@
       <w:r>
         <w:t xml:space="preserve"> </w:t>
       </w:r>
-      <w:hyperlink r:id="rId29">
+      <w:hyperlink r:id="rId32">
         <w:r>
           <w:rPr>
             <w:rStyle w:val="VerbatimChar"/>
@@ -4798,8 +5097,8 @@
         <w:t xml:space="preserve">the install + per-agent wiring contract.</w:t>
       </w:r>
     </w:p>
-    <w:bookmarkEnd w:id="47"/>
-    <w:bookmarkStart w:id="48" w:name="license"/>
+    <w:bookmarkEnd w:id="50"/>
+    <w:bookmarkStart w:id="51" w:name="license"/>
     <w:p>
       <w:pPr>
         <w:pStyle w:val="Heading2"/>
@@ -4828,8 +5127,8 @@
         <w:t xml:space="preserve">.</w:t>
       </w:r>
     </w:p>
-    <w:bookmarkEnd w:id="48"/>
-    <w:bookmarkEnd w:id="49"/>
+    <w:bookmarkEnd w:id="51"/>
+    <w:bookmarkEnd w:id="52"/>
     <w:sectPr>
       <w:footnotePr>
         <w:numRestart w:val="eachSect"/>

--- a/README.docx
+++ b/README.docx
@@ -2,6 +2,14 @@
 <file path=word/document.xml><?xml version="1.0" encoding="utf-8"?>
 <w:document xmlns:w="http://schemas.openxmlformats.org/wordprocessingml/2006/main" xmlns:m="http://schemas.openxmlformats.org/officeDocument/2006/math" xmlns:r="http://schemas.openxmlformats.org/officeDocument/2006/relationships" xmlns:o="urn:schemas-microsoft-com:office:office" xmlns:v="urn:schemas-microsoft-com:vml" xmlns:w10="urn:schemas-microsoft-com:office:word" xmlns:a="http://schemas.openxmlformats.org/drawingml/2006/main" xmlns:pic="http://schemas.openxmlformats.org/drawingml/2006/picture" xmlns:wp="http://schemas.openxmlformats.org/drawingml/2006/wordprocessingDrawing">
   <w:body>
+    <w:p>
+      <w:pPr>
+        <w:pStyle w:val="Title"/>
+      </w:pPr>
+      <w:r>
+        <w:t xml:space="preserve">README</w:t>
+      </w:r>
+    </w:p>
     <w:bookmarkStart w:id="52" w:name="Xedc584d850759d955e0003f40922477068c9cd5"/>
     <w:p>
       <w:pPr>

--- a/README.docx
+++ b/README.docx
@@ -2390,7 +2390,7 @@
         <w:rPr>
           <w:rStyle w:val="VerbatimChar"/>
         </w:rPr>
-        <w:t xml:space="preserve">            │     -p MemoryMax=&lt;host-adaptive&gt;                    │       &lt;mem-kb&gt; &lt;cpu-sec&gt; &lt;nproc&gt; \</w:t>
+        <w:t xml:space="preserve">            │     -p MemoryMax=infinity                           │       &lt;mem-kb&gt; &lt;cpu-sec&gt; &lt;nproc&gt; \</w:t>
       </w:r>
       <w:r>
         <w:br/>
@@ -2399,7 +2399,7 @@
         <w:rPr>
           <w:rStyle w:val="VerbatimChar"/>
         </w:rPr>
-        <w:t xml:space="preserve">            │     -p CPUQuota=200% -p TasksMax=4096               │       $SHELL -l"</w:t>
+        <w:t xml:space="preserve">            │     [-p CPUQuota=…]  [-p TasksMax=…]  ← opt-in only │       $SHELL -l"</w:t>
       </w:r>
       <w:r>
         <w:br/>
@@ -2471,7 +2471,7 @@
         <w:rPr>
           <w:rStyle w:val="VerbatimChar"/>
         </w:rPr>
-        <w:t xml:space="preserve">   │  ├ MemoryMax = host-adaptive    │         │  ├ ulimit -t  ← RLIMIT_CPU   (enforced)  │</w:t>
+        <w:t xml:space="preserve">   │  ├ MemoryMax = infinity         │         │  ├ ulimit -t  ← RLIMIT_CPU   (unlimited  │</w:t>
       </w:r>
       <w:r>
         <w:br/>
@@ -2480,7 +2480,7 @@
         <w:rPr>
           <w:rStyle w:val="VerbatimChar"/>
         </w:rPr>
-        <w:t xml:space="preserve">   │  ├ CPUQuota  = 200%             │         │  ├ ulimit -u  ← RLIMIT_NPROC (enforced)  │</w:t>
+        <w:t xml:space="preserve">   │  ├ CPUQuota  = unset (unlimited)│         │  │             by default, opt-in)       │</w:t>
       </w:r>
       <w:r>
         <w:br/>
@@ -2489,7 +2489,7 @@
         <w:rPr>
           <w:rStyle w:val="VerbatimChar"/>
         </w:rPr>
-        <w:t xml:space="preserve">   │  ├ TasksMax  = 4096             │         │  └ ulimit -v  ← RLIMIT_AS NOT enforced   │</w:t>
+        <w:t xml:space="preserve">   │  ├ TasksMax  = infinity         │         │  ├ ulimit -u  ← RLIMIT_NPROC (unlimited  │</w:t>
       </w:r>
       <w:r>
         <w:br/>
@@ -2498,7 +2498,7 @@
         <w:rPr>
           <w:rStyle w:val="VerbatimChar"/>
         </w:rPr>
-        <w:t xml:space="preserve">   │  ├ Delegate  = yes              │         │                  by XNU (documented gap) │</w:t>
+        <w:t xml:space="preserve">   │  ├ Delegate  = yes              │         │  │             by default, opt-in)       │</w:t>
       </w:r>
       <w:r>
         <w:br/>
@@ -2507,7 +2507,7 @@
         <w:rPr>
           <w:rStyle w:val="VerbatimChar"/>
         </w:rPr>
-        <w:t xml:space="preserve">   │  └ tmux 3.6a (Linux ELF)        │         │  tmux 3.6a (Mach-O)                      │</w:t>
+        <w:t xml:space="preserve">   │  └ tmux 3.6a (Linux ELF)        │         │  └ ulimit -v  ← RLIMIT_AS NOT enforced   │</w:t>
       </w:r>
       <w:r>
         <w:br/>
@@ -2516,7 +2516,7 @@
         <w:rPr>
           <w:rStyle w:val="VerbatimChar"/>
         </w:rPr>
-        <w:t xml:space="preserve">   │  status-bar = DJB2(host)        │         │  status-bar = DJB2(host)                 │</w:t>
+        <w:t xml:space="preserve">   │  status-bar = DJB2(host)        │         │                  by XNU (documented gap) │</w:t>
       </w:r>
       <w:r>
         <w:br/>
@@ -2525,7 +2525,25 @@
         <w:rPr>
           <w:rStyle w:val="VerbatimChar"/>
         </w:rPr>
-        <w:t xml:space="preserve">   │  oom_score_adj = -500           │         │  (oom_score_adj N/A on Darwin)           │</w:t>
+        <w:t xml:space="preserve">   │  oom_score_adj = -500           │         │  tmux 3.6a (Mach-O)                      │</w:t>
+      </w:r>
+      <w:r>
+        <w:br/>
+      </w:r>
+      <w:r>
+        <w:rPr>
+          <w:rStyle w:val="VerbatimChar"/>
+        </w:rPr>
+        <w:t xml:space="preserve">   │  idle-recycle = OFF by default  │         │  status-bar = DJB2(host)                 │</w:t>
+      </w:r>
+      <w:r>
+        <w:br/>
+      </w:r>
+      <w:r>
+        <w:rPr>
+          <w:rStyle w:val="VerbatimChar"/>
+        </w:rPr>
+        <w:t xml:space="preserve">   │  (TMX_RECYCLE_IDLE_SECS opt-in) │         │  (oom_score_adj N/A on Darwin)           │</w:t>
       </w:r>
       <w:r>
         <w:br/>
@@ -2579,7 +2597,22 @@
         <w:t xml:space="preserve"> </w:t>
       </w:r>
       <w:r>
-        <w:t xml:space="preserve">(architecture since 2026-05-13). Each</w:t>
+        <w:t xml:space="preserve">(architecture since 2026-05-13; NO resource or lifetime limit by default since v1.0.39 — see</w:t>
+      </w:r>
+      <w:r>
+        <w:t xml:space="preserve"> </w:t>
+      </w:r>
+      <w:r>
+        <w:rPr>
+          <w:rStyle w:val="VerbatimChar"/>
+        </w:rPr>
+        <w:t xml:space="preserve">docs/guide/README.md</w:t>
+      </w:r>
+      <w:r>
+        <w:t xml:space="preserve"> </w:t>
+      </w:r>
+      <w:r>
+        <w:t xml:space="preserve">§5.6). Each</w:t>
       </w:r>
       <w:r>
         <w:t xml:space="preserve"> </w:t>
@@ -2606,7 +2639,7 @@
         <w:t xml:space="preserve">tmx-NAME</w:t>
       </w:r>
       <w:r>
-        <w:t xml:space="preserve">) with OS-native isolation:</w:t>
+        <w:t xml:space="preserve">) with OS-native isolation, unbounded unless the operator opts in:</w:t>
       </w:r>
     </w:p>
     <w:p>
@@ -2655,7 +2688,70 @@
         <w:t xml:space="preserve">systemd-run --user --scope</w:t>
       </w:r>
       <w:r>
-        <w:t xml:space="preserve">. Kernel enforces MemoryMax, CPUQuota, TasksMax per-group. OOM in one session is contained to that scope — every other session AND</w:t>
+        <w:t xml:space="preserve">.</w:t>
+      </w:r>
+      <w:r>
+        <w:t xml:space="preserve"> </w:t>
+      </w:r>
+      <w:r>
+        <w:rPr>
+          <w:rStyle w:val="VerbatimChar"/>
+        </w:rPr>
+        <w:t xml:space="preserve">MemoryMax=infinity</w:t>
+      </w:r>
+      <w:r>
+        <w:t xml:space="preserve"> </w:t>
+      </w:r>
+      <w:r>
+        <w:t xml:space="preserve">always;</w:t>
+      </w:r>
+      <w:r>
+        <w:t xml:space="preserve"> </w:t>
+      </w:r>
+      <w:r>
+        <w:rPr>
+          <w:rStyle w:val="VerbatimChar"/>
+        </w:rPr>
+        <w:t xml:space="preserve">CPUQuota</w:t>
+      </w:r>
+      <w:r>
+        <w:t xml:space="preserve">/</w:t>
+      </w:r>
+      <w:r>
+        <w:rPr>
+          <w:rStyle w:val="VerbatimChar"/>
+        </w:rPr>
+        <w:t xml:space="preserve">TasksMax</w:t>
+      </w:r>
+      <w:r>
+        <w:t xml:space="preserve"> </w:t>
+      </w:r>
+      <w:r>
+        <w:t xml:space="preserve">are OMITTED (unlimited) unless</w:t>
+      </w:r>
+      <w:r>
+        <w:t xml:space="preserve"> </w:t>
+      </w:r>
+      <w:r>
+        <w:rPr>
+          <w:rStyle w:val="VerbatimChar"/>
+        </w:rPr>
+        <w:t xml:space="preserve">TMX_CPU</w:t>
+      </w:r>
+      <w:r>
+        <w:t xml:space="preserve">/</w:t>
+      </w:r>
+      <w:r>
+        <w:rPr>
+          <w:rStyle w:val="VerbatimChar"/>
+        </w:rPr>
+        <w:t xml:space="preserve">TMX_TASKS</w:t>
+      </w:r>
+      <w:r>
+        <w:t xml:space="preserve"> </w:t>
+      </w:r>
+      <w:r>
+        <w:t xml:space="preserve">opt in. OOM in one session is contained to that scope — every other session AND</w:t>
       </w:r>
       <w:r>
         <w:t xml:space="preserve"> </w:t>
@@ -2670,7 +2766,31 @@
         <w:t xml:space="preserve"> </w:t>
       </w:r>
       <w:r>
-        <w:t xml:space="preserve">survive (Constitution §1 invariant).</w:t>
+        <w:t xml:space="preserve">survive (Constitution §1 invariant). The idle-timeout session recycler is OFF by default (</w:t>
+      </w:r>
+      <w:r>
+        <w:rPr>
+          <w:rStyle w:val="VerbatimChar"/>
+        </w:rPr>
+        <w:t xml:space="preserve">TMX_RECYCLE_IDLE_SECS=0</w:t>
+      </w:r>
+      <w:r>
+        <w:t xml:space="preserve">) — a session is never auto-torn-down just because no client is attached;</w:t>
+      </w:r>
+      <w:r>
+        <w:t xml:space="preserve"> </w:t>
+      </w:r>
+      <w:r>
+        <w:rPr>
+          <w:rStyle w:val="VerbatimChar"/>
+        </w:rPr>
+        <w:t xml:space="preserve">TMX_RECYCLE_IDLE_SECS=&lt;secs&gt;</w:t>
+      </w:r>
+      <w:r>
+        <w:t xml:space="preserve"> </w:t>
+      </w:r>
+      <w:r>
+        <w:t xml:space="preserve">opts in.</w:t>
       </w:r>
     </w:p>
     <w:p>
@@ -2722,7 +2842,22 @@
         <w:t xml:space="preserve"> </w:t>
       </w:r>
       <w:r>
-        <w:t xml:space="preserve">(per-user process count) before exec'ing the operator's</w:t>
+        <w:t xml:space="preserve">(per-user process count) to</w:t>
+      </w:r>
+      <w:r>
+        <w:t xml:space="preserve"> </w:t>
+      </w:r>
+      <w:r>
+        <w:rPr>
+          <w:rStyle w:val="VerbatimChar"/>
+        </w:rPr>
+        <w:t xml:space="preserve">unlimited</w:t>
+      </w:r>
+      <w:r>
+        <w:t xml:space="preserve"> </w:t>
+      </w:r>
+      <w:r>
+        <w:t xml:space="preserve">by default before exec'ing the operator's</w:t>
       </w:r>
       <w:r>
         <w:t xml:space="preserve"> </w:t>
@@ -2734,7 +2869,31 @@
         <w:t xml:space="preserve">$SHELL</w:t>
       </w:r>
       <w:r>
-        <w:t xml:space="preserve">. The Darwin XNU kernel enforces these per-process. Children inherit.</w:t>
+        <w:t xml:space="preserve">;</w:t>
+      </w:r>
+      <w:r>
+        <w:t xml:space="preserve"> </w:t>
+      </w:r>
+      <w:r>
+        <w:rPr>
+          <w:rStyle w:val="VerbatimChar"/>
+        </w:rPr>
+        <w:t xml:space="preserve">TMX_CPU_HARD_SEC</w:t>
+      </w:r>
+      <w:r>
+        <w:t xml:space="preserve">/</w:t>
+      </w:r>
+      <w:r>
+        <w:rPr>
+          <w:rStyle w:val="VerbatimChar"/>
+        </w:rPr>
+        <w:t xml:space="preserve">TMX_PROC_MAX</w:t>
+      </w:r>
+      <w:r>
+        <w:t xml:space="preserve"> </w:t>
+      </w:r>
+      <w:r>
+        <w:t xml:space="preserve">opt in to an explicit cap. The Darwin XNU kernel enforces these per-process when set. Children inherit.</w:t>
       </w:r>
       <w:r>
         <w:t xml:space="preserve"> </w:t>
@@ -2795,7 +2954,7 @@
         <w:t xml:space="preserve"> </w:t>
       </w:r>
       <w:r>
-        <w:t xml:space="preserve">§5.6 for the strength comparison.</w:t>
+        <w:t xml:space="preserve">§5.6 for the strength comparison and the full opt-in knob table.</w:t>
       </w:r>
     </w:p>
     <w:p>
@@ -2816,7 +2975,7 @@
         <w:t xml:space="preserve">same operator UX</w:t>
       </w:r>
       <w:r>
-        <w:t xml:space="preserve">: plain-vanilla tmux behaviour, the operator's shell with full host PATH (Homebrew on macOS, /usr/local/bin on Linux, all system tools), per-session resource ceilings applied transparently. No VM. No bridge. No</w:t>
+        <w:t xml:space="preserve">: plain-vanilla tmux behaviour, the operator's shell with full host PATH (Homebrew on macOS, /usr/local/bin on Linux, all system tools), and no resource/lifetime ceiling unless the operator explicitly asks for one. No VM. No bridge. No</w:t>
       </w:r>
       <w:r>
         <w:t xml:space="preserve"> </w:t>

--- a/README.docx
+++ b/README.docx
@@ -1432,18 +1432,18 @@
               <w:rPr>
                 <w:rStyle w:val="VerbatimChar"/>
               </w:rPr>
-              <w:t xml:space="preserve">https://github.com/vasic-digital/tmux.git</w:t>
-            </w:r>
-          </w:p>
-        </w:tc>
-        <w:tc>
-          <w:tcPr/>
-          <w:p>
-            <w:pPr>
-              <w:pStyle w:val="Compact"/>
-            </w:pPr>
-            <w:r>
-              <w:t xml:space="preserve">clone source (HTTPS so keyless users can clone)</w:t>
+              <w:t xml:space="preserve">git@github.com:vasic-digital/tmux.git</w:t>
+            </w:r>
+          </w:p>
+        </w:tc>
+        <w:tc>
+          <w:tcPr/>
+          <w:p>
+            <w:pPr>
+              <w:pStyle w:val="Compact"/>
+            </w:pPr>
+            <w:r>
+              <w:t xml:space="preserve">clone source (SSH / git protocol — see below)</w:t>
             </w:r>
           </w:p>
         </w:tc>
@@ -2507,7 +2507,7 @@
         <w:rPr>
           <w:rStyle w:val="VerbatimChar"/>
         </w:rPr>
-        <w:t xml:space="preserve">   │  └ tmux 3.6a (Linux ELF)        │         │  └ ulimit -v  ← RLIMIT_AS NOT enforced   │</w:t>
+        <w:t xml:space="preserve">   │  └ tmux 3.7b (Linux ELF)        │         │  └ ulimit -v  ← RLIMIT_AS NOT enforced   │</w:t>
       </w:r>
       <w:r>
         <w:br/>
@@ -2525,7 +2525,7 @@
         <w:rPr>
           <w:rStyle w:val="VerbatimChar"/>
         </w:rPr>
-        <w:t xml:space="preserve">   │  oom_score_adj = -500           │         │  tmux 3.6a (Mach-O)                      │</w:t>
+        <w:t xml:space="preserve">   │  oom_score_adj = -500           │         │  tmux 3.7b (Mach-O)                      │</w:t>
       </w:r>
       <w:r>
         <w:br/>
@@ -3049,24 +3049,158 @@
                 <w:b/>
                 <w:bCs/>
               </w:rPr>
-              <w:t xml:space="preserve">tmux 3.6a</w:t>
-            </w:r>
-            <w:r>
-              <w:t xml:space="preserve"> </w:t>
-            </w:r>
-            <w:r>
-              <w:t xml:space="preserve">(latest stable)</w:t>
-            </w:r>
-          </w:p>
-        </w:tc>
-        <w:tc>
-          <w:tcPr/>
-          <w:p>
-            <w:pPr>
-              <w:pStyle w:val="Compact"/>
-            </w:pPr>
-            <w:r>
-              <w:t xml:space="preserve">Pinned to a known-good upstream tag</w:t>
+              <w:t xml:space="preserve">tmux</w:t>
+            </w:r>
+            <w:r>
+              <w:rPr>
+                <w:b/>
+                <w:bCs/>
+              </w:rPr>
+              <w:t xml:space="preserve"> </w:t>
+            </w:r>
+            <w:r>
+              <w:rPr>
+                <w:rStyle w:val="VerbatimChar"/>
+                <w:b/>
+                <w:bCs/>
+              </w:rPr>
+              <w:t xml:space="preserve">3.7b</w:t>
+            </w:r>
+            <w:r>
+              <w:t xml:space="preserve"> </w:t>
+            </w:r>
+            <w:r>
+              <w:t xml:space="preserve">(upstream release tag)</w:t>
+            </w:r>
+          </w:p>
+        </w:tc>
+        <w:tc>
+          <w:tcPr/>
+          <w:p>
+            <w:pPr>
+              <w:pStyle w:val="Compact"/>
+            </w:pPr>
+            <w:r>
+              <w:t xml:space="preserve">Pinned to upstream tag</w:t>
+            </w:r>
+            <w:r>
+              <w:t xml:space="preserve"> </w:t>
+            </w:r>
+            <w:r>
+              <w:rPr>
+                <w:rStyle w:val="VerbatimChar"/>
+              </w:rPr>
+              <w:t xml:space="preserve">3.7b</w:t>
+            </w:r>
+            <w:r>
+              <w:t xml:space="preserve"> </w:t>
+            </w:r>
+            <w:r>
+              <w:t xml:space="preserve">= commit</w:t>
+            </w:r>
+            <w:r>
+              <w:t xml:space="preserve"> </w:t>
+            </w:r>
+            <w:r>
+              <w:rPr>
+                <w:rStyle w:val="VerbatimChar"/>
+              </w:rPr>
+              <w:t xml:space="preserve">e802909</w:t>
+            </w:r>
+            <w:r>
+              <w:t xml:space="preserve">, adopted by explicit operator decision 2026-09-01 (Constitution §107). A real upstream</w:t>
+            </w:r>
+            <w:r>
+              <w:t xml:space="preserve"> </w:t>
+            </w:r>
+            <w:r>
+              <w:rPr>
+                <w:b/>
+                <w:bCs/>
+              </w:rPr>
+              <w:t xml:space="preserve">release</w:t>
+            </w:r>
+            <w:r>
+              <w:t xml:space="preserve"> </w:t>
+            </w:r>
+            <w:r>
+              <w:t xml:space="preserve">tag with a published release tarball (</w:t>
+            </w:r>
+            <w:r>
+              <w:rPr>
+                <w:rStyle w:val="VerbatimChar"/>
+              </w:rPr>
+              <w:t xml:space="preserve">tmux-3.7b.tar.gz</w:t>
+            </w:r>
+            <w:r>
+              <w:t xml:space="preserve">, sha256</w:t>
+            </w:r>
+            <w:r>
+              <w:t xml:space="preserve"> </w:t>
+            </w:r>
+            <w:r>
+              <w:rPr>
+                <w:rStyle w:val="VerbatimChar"/>
+              </w:rPr>
+              <w:t xml:space="preserve">87f2e99e…db96</w:t>
+            </w:r>
+            <w:r>
+              <w:t xml:space="preserve">), which is what the root-free zig build path needs — it ships the pre-generated</w:t>
+            </w:r>
+            <w:r>
+              <w:t xml:space="preserve"> </w:t>
+            </w:r>
+            <w:r>
+              <w:rPr>
+                <w:rStyle w:val="VerbatimChar"/>
+              </w:rPr>
+              <w:t xml:space="preserve">configure</w:t>
+            </w:r>
+            <w:r>
+              <w:t xml:space="preserve"> </w:t>
+            </w:r>
+            <w:r>
+              <w:t xml:space="preserve">+</w:t>
+            </w:r>
+            <w:r>
+              <w:t xml:space="preserve"> </w:t>
+            </w:r>
+            <w:r>
+              <w:rPr>
+                <w:rStyle w:val="VerbatimChar"/>
+              </w:rPr>
+              <w:t xml:space="preserve">cmd-parse.c</w:t>
+            </w:r>
+            <w:r>
+              <w:t xml:space="preserve">. It is</w:t>
+            </w:r>
+            <w:r>
+              <w:t xml:space="preserve"> </w:t>
+            </w:r>
+            <w:r>
+              <w:rPr>
+                <w:b/>
+                <w:bCs/>
+              </w:rPr>
+              <w:t xml:space="preserve">not</w:t>
+            </w:r>
+            <w:r>
+              <w:t xml:space="preserve"> </w:t>
+            </w:r>
+            <w:r>
+              <w:t xml:space="preserve">the newest tag upstream carries (</w:t>
+            </w:r>
+            <w:r>
+              <w:rPr>
+                <w:rStyle w:val="VerbatimChar"/>
+              </w:rPr>
+              <w:t xml:space="preserve">3.7c</w:t>
+            </w:r>
+            <w:r>
+              <w:t xml:space="preserve"> </w:t>
+            </w:r>
+            <w:r>
+              <w:t xml:space="preserve">exists); it is a deliberate known-good pin, and moving off it requires a new documented decision (§107).</w:t>
             </w:r>
           </w:p>
         </w:tc>

--- a/README.docx
+++ b/README.docx
@@ -10,7 +10,7 @@
         <w:t xml:space="preserve">README</w:t>
       </w:r>
     </w:p>
-    <w:bookmarkStart w:id="52" w:name="Xedc584d850759d955e0003f40922477068c9cd5"/>
+    <w:bookmarkStart w:id="55" w:name="Xedc584d850759d955e0003f40922477068c9cd5"/>
     <w:p>
       <w:pPr>
         <w:pStyle w:val="Heading1"/>
@@ -4088,7 +4088,7 @@
       </w:r>
     </w:p>
     <w:bookmarkEnd w:id="25"/>
-    <w:bookmarkStart w:id="46" w:name="documentation-map"/>
+    <w:bookmarkStart w:id="49" w:name="documentation-map"/>
     <w:p>
       <w:pPr>
         <w:pStyle w:val="Heading2"/>
@@ -4666,6 +4666,168 @@
               <w:pStyle w:val="Compact"/>
             </w:pPr>
             <w:r>
+              <w:t xml:space="preserve">Tracker + review gates (§11.4.19/§11.4.134)</w:t>
+            </w:r>
+          </w:p>
+        </w:tc>
+        <w:tc>
+          <w:tcPr/>
+          <w:p>
+            <w:pPr>
+              <w:pStyle w:val="Compact"/>
+            </w:pPr>
+            <w:hyperlink r:id="rId33">
+              <w:r>
+                <w:rPr>
+                  <w:rStyle w:val="VerbatimChar"/>
+                </w:rPr>
+                <w:t xml:space="preserve">docs/scripts/tracker_structural_integrity.md</w:t>
+              </w:r>
+            </w:hyperlink>
+            <w:r>
+              <w:t xml:space="preserve"> </w:t>
+            </w:r>
+            <w:r>
+              <w:t xml:space="preserve">— Issues/Fixed section-survival gate;</w:t>
+            </w:r>
+            <w:r>
+              <w:t xml:space="preserve"> </w:t>
+            </w:r>
+            <w:hyperlink r:id="rId34">
+              <w:r>
+                <w:rPr>
+                  <w:rStyle w:val="VerbatimChar"/>
+                </w:rPr>
+                <w:t xml:space="preserve">docs/scripts/review_round_record.md</w:t>
+              </w:r>
+            </w:hyperlink>
+            <w:r>
+              <w:t xml:space="preserve"> </w:t>
+            </w:r>
+            <w:r>
+              <w:t xml:space="preserve">— append-only review-round ledger;</w:t>
+            </w:r>
+            <w:r>
+              <w:t xml:space="preserve"> </w:t>
+            </w:r>
+            <w:hyperlink r:id="rId35">
+              <w:r>
+                <w:rPr>
+                  <w:rStyle w:val="VerbatimChar"/>
+                </w:rPr>
+                <w:t xml:space="preserve">docs/scripts/heading_grammar_gate.md</w:t>
+              </w:r>
+            </w:hyperlink>
+            <w:r>
+              <w:t xml:space="preserve"> </w:t>
+            </w:r>
+            <w:r>
+              <w:t xml:space="preserve">— tracker heading-grammar gate (every</w:t>
+            </w:r>
+            <w:r>
+              <w:t xml:space="preserve"> </w:t>
+            </w:r>
+            <w:r>
+              <w:rPr>
+                <w:rStyle w:val="VerbatimChar"/>
+              </w:rPr>
+              <w:t xml:space="preserve">###</w:t>
+            </w:r>
+            <w:r>
+              <w:t xml:space="preserve"> </w:t>
+            </w:r>
+            <w:r>
+              <w:t xml:space="preserve">heading carries a block code, mirroring</w:t>
+            </w:r>
+            <w:r>
+              <w:t xml:space="preserve"> </w:t>
+            </w:r>
+            <w:r>
+              <w:rPr>
+                <w:rStyle w:val="VerbatimChar"/>
+              </w:rPr>
+              <w:t xml:space="preserve">parser.go</w:t>
+            </w:r>
+            <w:r>
+              <w:t xml:space="preserve">'s</w:t>
+            </w:r>
+            <w:r>
+              <w:t xml:space="preserve"> </w:t>
+            </w:r>
+            <w:r>
+              <w:rPr>
+                <w:rStyle w:val="VerbatimChar"/>
+              </w:rPr>
+              <w:t xml:space="preserve">headingRE</w:t>
+            </w:r>
+            <w:r>
+              <w:t xml:space="preserve">). All three run from</w:t>
+            </w:r>
+            <w:r>
+              <w:t xml:space="preserve"> </w:t>
+            </w:r>
+            <w:r>
+              <w:rPr>
+                <w:rStyle w:val="VerbatimChar"/>
+              </w:rPr>
+              <w:t xml:space="preserve">verify.sh</w:t>
+            </w:r>
+            <w:r>
+              <w:t xml:space="preserve"> </w:t>
+            </w:r>
+            <w:r>
+              <w:t xml:space="preserve">as</w:t>
+            </w:r>
+            <w:r>
+              <w:t xml:space="preserve"> </w:t>
+            </w:r>
+            <w:r>
+              <w:rPr>
+                <w:rStyle w:val="VerbatimChar"/>
+              </w:rPr>
+              <w:t xml:space="preserve">CM-TRACKER-STRUCTURAL-INTEGRITY</w:t>
+            </w:r>
+            <w:r>
+              <w:t xml:space="preserve"> </w:t>
+            </w:r>
+            <w:r>
+              <w:t xml:space="preserve">/</w:t>
+            </w:r>
+            <w:r>
+              <w:t xml:space="preserve"> </w:t>
+            </w:r>
+            <w:r>
+              <w:rPr>
+                <w:rStyle w:val="VerbatimChar"/>
+              </w:rPr>
+              <w:t xml:space="preserve">CM-REVIEW-ROUND-RECORD-WIRED</w:t>
+            </w:r>
+            <w:r>
+              <w:t xml:space="preserve"> </w:t>
+            </w:r>
+            <w:r>
+              <w:t xml:space="preserve">/</w:t>
+            </w:r>
+            <w:r>
+              <w:t xml:space="preserve"> </w:t>
+            </w:r>
+            <w:r>
+              <w:rPr>
+                <w:rStyle w:val="VerbatimChar"/>
+              </w:rPr>
+              <w:t xml:space="preserve">CM-HEADING-GRAMMAR</w:t>
+            </w:r>
+          </w:p>
+        </w:tc>
+      </w:tr>
+      <w:tr>
+        <w:tc>
+          <w:tcPr/>
+          <w:p>
+            <w:pPr>
+              <w:pStyle w:val="Compact"/>
+            </w:pPr>
+            <w:r>
               <w:t xml:space="preserve">Build &amp; install troubleshooting</w:t>
             </w:r>
           </w:p>
@@ -4726,7 +4888,7 @@
             <w:pPr>
               <w:pStyle w:val="Compact"/>
             </w:pPr>
-            <w:hyperlink r:id="rId33">
+            <w:hyperlink r:id="rId36">
               <w:r>
                 <w:rPr>
                   <w:rStyle w:val="VerbatimChar"/>
@@ -4758,7 +4920,7 @@
             <w:pPr>
               <w:pStyle w:val="Compact"/>
             </w:pPr>
-            <w:hyperlink r:id="rId34">
+            <w:hyperlink r:id="rId37">
               <w:r>
                 <w:rPr>
                   <w:rStyle w:val="VerbatimChar"/>
@@ -4825,7 +4987,7 @@
             <w:pPr>
               <w:pStyle w:val="Compact"/>
             </w:pPr>
-            <w:hyperlink r:id="rId35">
+            <w:hyperlink r:id="rId38">
               <w:r>
                 <w:rPr>
                   <w:rStyle w:val="VerbatimChar"/>
@@ -4860,7 +5022,7 @@
             <w:pPr>
               <w:pStyle w:val="Compact"/>
             </w:pPr>
-            <w:hyperlink r:id="rId36">
+            <w:hyperlink r:id="rId39">
               <w:r>
                 <w:rPr>
                   <w:rStyle w:val="VerbatimChar"/>
@@ -4895,7 +5057,7 @@
             <w:pPr>
               <w:pStyle w:val="Compact"/>
             </w:pPr>
-            <w:hyperlink r:id="rId37">
+            <w:hyperlink r:id="rId40">
               <w:r>
                 <w:rPr>
                   <w:rStyle w:val="VerbatimChar"/>
@@ -4924,7 +5086,7 @@
             <w:r>
               <w:t xml:space="preserve"> </w:t>
             </w:r>
-            <w:hyperlink r:id="rId38">
+            <w:hyperlink r:id="rId41">
               <w:r>
                 <w:rPr>
                   <w:rStyle w:val="VerbatimChar"/>
@@ -4938,7 +5100,7 @@
             <w:r>
               <w:t xml:space="preserve"> </w:t>
             </w:r>
-            <w:hyperlink r:id="rId39">
+            <w:hyperlink r:id="rId42">
               <w:r>
                 <w:rPr>
                   <w:rStyle w:val="VerbatimChar"/>
@@ -4952,7 +5114,7 @@
             <w:r>
               <w:t xml:space="preserve"> </w:t>
             </w:r>
-            <w:hyperlink r:id="rId40">
+            <w:hyperlink r:id="rId43">
               <w:r>
                 <w:rPr>
                   <w:rStyle w:val="VerbatimChar"/>
@@ -4987,7 +5149,7 @@
             <w:pPr>
               <w:pStyle w:val="Compact"/>
             </w:pPr>
-            <w:hyperlink r:id="rId41">
+            <w:hyperlink r:id="rId44">
               <w:r>
                 <w:rPr>
                   <w:rStyle w:val="VerbatimChar"/>
@@ -5043,7 +5205,7 @@
             <w:pPr>
               <w:pStyle w:val="Compact"/>
             </w:pPr>
-            <w:hyperlink r:id="rId42">
+            <w:hyperlink r:id="rId45">
               <w:r>
                 <w:rPr>
                   <w:rStyle w:val="VerbatimChar"/>
@@ -5078,7 +5240,7 @@
             <w:pPr>
               <w:pStyle w:val="Compact"/>
             </w:pPr>
-            <w:hyperlink r:id="rId43">
+            <w:hyperlink r:id="rId46">
               <w:r>
                 <w:rPr>
                   <w:rStyle w:val="VerbatimChar"/>
@@ -5095,7 +5257,7 @@
             <w:r>
               <w:t xml:space="preserve"> </w:t>
             </w:r>
-            <w:hyperlink r:id="rId44">
+            <w:hyperlink r:id="rId47">
               <w:r>
                 <w:rPr>
                   <w:rStyle w:val="VerbatimChar"/>
@@ -5130,7 +5292,7 @@
             <w:pPr>
               <w:pStyle w:val="Compact"/>
             </w:pPr>
-            <w:hyperlink r:id="rId45">
+            <w:hyperlink r:id="rId48">
               <w:r>
                 <w:rPr>
                   <w:rStyle w:val="VerbatimChar"/>
@@ -5148,8 +5310,8 @@
         </w:tc>
       </w:tr>
     </w:tbl>
-    <w:bookmarkEnd w:id="46"/>
-    <w:bookmarkStart w:id="48" w:name="repository-conventions"/>
+    <w:bookmarkEnd w:id="49"/>
+    <w:bookmarkStart w:id="51" w:name="repository-conventions"/>
     <w:p>
       <w:pPr>
         <w:pStyle w:val="Heading2"/>
@@ -5298,7 +5460,7 @@
       <w:r>
         <w:t xml:space="preserve"> </w:t>
       </w:r>
-      <w:hyperlink r:id="rId47">
+      <w:hyperlink r:id="rId50">
         <w:r>
           <w:rPr>
             <w:rStyle w:val="VerbatimChar"/>
@@ -5313,8 +5475,8 @@
         <w:t xml:space="preserve">§11.4.</w:t>
       </w:r>
     </w:p>
-    <w:bookmarkEnd w:id="48"/>
-    <w:bookmarkStart w:id="50" w:name="codegraph-code-intelligence"/>
+    <w:bookmarkEnd w:id="51"/>
+    <w:bookmarkStart w:id="53" w:name="codegraph-code-intelligence"/>
     <w:p>
       <w:pPr>
         <w:pStyle w:val="Heading2"/>
@@ -5333,7 +5495,7 @@
       <w:r>
         <w:t xml:space="preserve"> </w:t>
       </w:r>
-      <w:hyperlink r:id="rId49">
+      <w:hyperlink r:id="rId52">
         <w:r>
           <w:rPr>
             <w:rStyle w:val="Hyperlink"/>
@@ -5398,8 +5560,8 @@
         <w:t xml:space="preserve">the install + per-agent wiring contract.</w:t>
       </w:r>
     </w:p>
-    <w:bookmarkEnd w:id="50"/>
-    <w:bookmarkStart w:id="51" w:name="license"/>
+    <w:bookmarkEnd w:id="53"/>
+    <w:bookmarkStart w:id="54" w:name="license"/>
     <w:p>
       <w:pPr>
         <w:pStyle w:val="Heading2"/>
@@ -5428,8 +5590,8 @@
         <w:t xml:space="preserve">.</w:t>
       </w:r>
     </w:p>
-    <w:bookmarkEnd w:id="51"/>
-    <w:bookmarkEnd w:id="52"/>
+    <w:bookmarkEnd w:id="54"/>
+    <w:bookmarkEnd w:id="55"/>
     <w:sectPr>
       <w:footnotePr>
         <w:numRestart w:val="eachSect"/>
